--- a/lessons/5-5/downloads/reveal/teacher/5.5-homework-packet-level-1.docx
+++ b/lessons/5-5/downloads/reveal/teacher/5.5-homework-packet-level-1.docx
@@ -78,14 +78,15 @@
           <w:caps/>
           <w:color w:val="003A70"/>
           <w:spacing w:val="12"/>
-          <w:sz w:val="21"/>
+          <w:sz w:val="22"/>
           <w:szCs w:val="21"/>
         </w:rPr>
-        <w:t xml:space="preserve">Lesson 5-5  ·  Homework Packet  ·  Level 1  ·  Sheet 1 of 2</w:t>
+        <w:t xml:space="preserve">Lesson 5-5  ·  Homework Packet  ·  Supported  ·  Session 1 · pages 1–2</w:t>
       </w:r>
     </w:p>
     <w:p>
       <w:pPr>
+        <w:pStyle w:val="Heading1"/>
         <w:keepNext/>
         <w:spacing w:before="0" w:after="10" w:line="240" w:lineRule="auto"/>
       </w:pPr>
@@ -111,7 +112,7 @@
         <w:rPr>
           <w:rFonts w:ascii="Avenir Next" w:hAnsi="Avenir Next" w:cs="Avenir Next" w:eastAsia="Avenir Next"/>
           <w:color w:val="5A5F66"/>
-          <w:sz w:val="17"/>
+          <w:sz w:val="22"/>
           <w:szCs w:val="17"/>
         </w:rPr>
         <w:t xml:space="preserve">Maryland Standard 6.G.A.2   ·   Learning target — I can find the volume of a rectangular prism by multiplying length, width, and height.</w:t>
@@ -158,6 +159,7 @@
           </w:tcPr>
           <w:p>
             <w:pPr>
+              <w:pStyle w:val="Heading2"/>
               <w:spacing w:before="0" w:after="40" w:line="264" w:lineRule="auto"/>
             </w:pPr>
             <w:r>
@@ -185,54 +187,54 @@
                 <w:rFonts w:ascii="Avenir Next" w:hAnsi="Avenir Next" w:cs="Avenir Next" w:eastAsia="Avenir Next"/>
                 <w:b/>
                 <w:color w:val="003A70"/>
+                <w:sz w:val="22"/>
+                <w:szCs w:val="18"/>
+              </w:rPr>
+              <w:t xml:space="preserve">•</w:t>
+            </w:r>
+            <w:r>
+              <w:rPr>
+                <w:rFonts w:ascii="Avenir Next" w:hAnsi="Avenir Next" w:cs="Avenir Next" w:eastAsia="Avenir Next"/>
+                <w:color w:val="1A1A1A"/>
                 <w:sz w:val="18"/>
                 <w:szCs w:val="18"/>
               </w:rPr>
-              <w:t xml:space="preserve">•</w:t>
-            </w:r>
-            <w:r>
-              <w:rPr>
-                <w:rFonts w:ascii="Avenir Next" w:hAnsi="Avenir Next" w:cs="Avenir Next" w:eastAsia="Avenir Next"/>
-                <w:color w:val="1A1A1A"/>
-                <w:sz w:val="18"/>
+              <w:tab/>
+            </w:r>
+            <w:r>
+              <w:rPr>
+                <w:rFonts w:ascii="Avenir Next" w:hAnsi="Avenir Next" w:cs="Avenir Next" w:eastAsia="Avenir Next"/>
+                <w:b/>
+                <w:color w:val="1A1A1A"/>
+                <w:sz w:val="22"/>
                 <w:szCs w:val="18"/>
               </w:rPr>
-              <w:tab/>
-            </w:r>
-            <w:r>
-              <w:rPr>
-                <w:rFonts w:ascii="Avenir Next" w:hAnsi="Avenir Next" w:cs="Avenir Next" w:eastAsia="Avenir Next"/>
-                <w:b/>
-                <w:color w:val="1A1A1A"/>
-                <w:sz w:val="18"/>
+              <w:t xml:space="preserve">Volume</w:t>
+            </w:r>
+            <w:r>
+              <w:rPr>
+                <w:rFonts w:ascii="Avenir Next" w:hAnsi="Avenir Next" w:cs="Avenir Next" w:eastAsia="Avenir Next"/>
+                <w:color w:val="1A1A1A"/>
+                <w:sz w:val="22"/>
                 <w:szCs w:val="18"/>
               </w:rPr>
-              <w:t xml:space="preserve">Volume</w:t>
-            </w:r>
-            <w:r>
-              <w:rPr>
-                <w:rFonts w:ascii="Avenir Next" w:hAnsi="Avenir Next" w:cs="Avenir Next" w:eastAsia="Avenir Next"/>
-                <w:color w:val="1A1A1A"/>
-                <w:sz w:val="18"/>
+              <w:t xml:space="preserve"> counts the unit cubes that fill a solid. Use </w:t>
+            </w:r>
+            <w:r>
+              <w:rPr>
+                <w:rFonts w:ascii="Avenir Next" w:hAnsi="Avenir Next" w:cs="Avenir Next" w:eastAsia="Avenir Next"/>
+                <w:b/>
+                <w:color w:val="1A1A1A"/>
+                <w:sz w:val="22"/>
                 <w:szCs w:val="18"/>
               </w:rPr>
-              <w:t xml:space="preserve"> counts the unit cubes that fill a solid. Use </w:t>
-            </w:r>
-            <w:r>
-              <w:rPr>
-                <w:rFonts w:ascii="Avenir Next" w:hAnsi="Avenir Next" w:cs="Avenir Next" w:eastAsia="Avenir Next"/>
-                <w:b/>
-                <w:color w:val="1A1A1A"/>
-                <w:sz w:val="18"/>
-                <w:szCs w:val="18"/>
-              </w:rPr>
               <w:t xml:space="preserve">cubic units</w:t>
             </w:r>
             <w:r>
               <w:rPr>
                 <w:rFonts w:ascii="Avenir Next" w:hAnsi="Avenir Next" w:cs="Avenir Next" w:eastAsia="Avenir Next"/>
                 <w:color w:val="1A1A1A"/>
-                <w:sz w:val="18"/>
+                <w:sz w:val="22"/>
                 <w:szCs w:val="18"/>
               </w:rPr>
               <w:t xml:space="preserve"> (cm³, in³, ft³).</w:t>
@@ -251,73 +253,73 @@
                 <w:rFonts w:ascii="Avenir Next" w:hAnsi="Avenir Next" w:cs="Avenir Next" w:eastAsia="Avenir Next"/>
                 <w:b/>
                 <w:color w:val="003A70"/>
+                <w:sz w:val="22"/>
+                <w:szCs w:val="18"/>
+              </w:rPr>
+              <w:t xml:space="preserve">•</w:t>
+            </w:r>
+            <w:r>
+              <w:rPr>
+                <w:rFonts w:ascii="Avenir Next" w:hAnsi="Avenir Next" w:cs="Avenir Next" w:eastAsia="Avenir Next"/>
+                <w:color w:val="1A1A1A"/>
                 <w:sz w:val="18"/>
                 <w:szCs w:val="18"/>
               </w:rPr>
-              <w:t xml:space="preserve">•</w:t>
-            </w:r>
-            <w:r>
-              <w:rPr>
-                <w:rFonts w:ascii="Avenir Next" w:hAnsi="Avenir Next" w:cs="Avenir Next" w:eastAsia="Avenir Next"/>
-                <w:color w:val="1A1A1A"/>
-                <w:sz w:val="18"/>
+              <w:tab/>
+            </w:r>
+            <w:r>
+              <w:rPr>
+                <w:rFonts w:ascii="Avenir Next" w:hAnsi="Avenir Next" w:cs="Avenir Next" w:eastAsia="Avenir Next"/>
+                <w:b/>
+                <w:color w:val="1A1A1A"/>
+                <w:sz w:val="22"/>
                 <w:szCs w:val="18"/>
               </w:rPr>
-              <w:tab/>
-            </w:r>
-            <w:r>
-              <w:rPr>
-                <w:rFonts w:ascii="Avenir Next" w:hAnsi="Avenir Next" w:cs="Avenir Next" w:eastAsia="Avenir Next"/>
-                <w:b/>
-                <w:color w:val="1A1A1A"/>
-                <w:sz w:val="18"/>
+              <w:t xml:space="preserve">V = l × w × h</w:t>
+            </w:r>
+            <w:r>
+              <w:rPr>
+                <w:rFonts w:ascii="Avenir Next" w:hAnsi="Avenir Next" w:cs="Avenir Next" w:eastAsia="Avenir Next"/>
+                <w:color w:val="1A1A1A"/>
+                <w:sz w:val="22"/>
                 <w:szCs w:val="18"/>
               </w:rPr>
-              <w:t xml:space="preserve">V = l × w × h</w:t>
-            </w:r>
-            <w:r>
-              <w:rPr>
-                <w:rFonts w:ascii="Avenir Next" w:hAnsi="Avenir Next" w:cs="Avenir Next" w:eastAsia="Avenir Next"/>
-                <w:color w:val="1A1A1A"/>
-                <w:sz w:val="18"/>
+              <w:t xml:space="preserve">, or </w:t>
+            </w:r>
+            <w:r>
+              <w:rPr>
+                <w:rFonts w:ascii="Avenir Next" w:hAnsi="Avenir Next" w:cs="Avenir Next" w:eastAsia="Avenir Next"/>
+                <w:b/>
+                <w:color w:val="1A1A1A"/>
+                <w:sz w:val="22"/>
                 <w:szCs w:val="18"/>
               </w:rPr>
-              <w:t xml:space="preserve">, or </w:t>
-            </w:r>
-            <w:r>
-              <w:rPr>
-                <w:rFonts w:ascii="Avenir Next" w:hAnsi="Avenir Next" w:cs="Avenir Next" w:eastAsia="Avenir Next"/>
-                <w:b/>
-                <w:color w:val="1A1A1A"/>
-                <w:sz w:val="18"/>
+              <w:t xml:space="preserve">V = B × h</w:t>
+            </w:r>
+            <w:r>
+              <w:rPr>
+                <w:rFonts w:ascii="Avenir Next" w:hAnsi="Avenir Next" w:cs="Avenir Next" w:eastAsia="Avenir Next"/>
+                <w:color w:val="1A1A1A"/>
+                <w:sz w:val="22"/>
                 <w:szCs w:val="18"/>
               </w:rPr>
-              <w:t xml:space="preserve">V = B × h</w:t>
-            </w:r>
-            <w:r>
-              <w:rPr>
-                <w:rFonts w:ascii="Avenir Next" w:hAnsi="Avenir Next" w:cs="Avenir Next" w:eastAsia="Avenir Next"/>
-                <w:color w:val="1A1A1A"/>
-                <w:sz w:val="18"/>
+              <w:t xml:space="preserve">, where </w:t>
+            </w:r>
+            <w:r>
+              <w:rPr>
+                <w:rFonts w:ascii="Avenir Next" w:hAnsi="Avenir Next" w:cs="Avenir Next" w:eastAsia="Avenir Next"/>
+                <w:i/>
+                <w:color w:val="1A1A1A"/>
+                <w:sz w:val="22"/>
                 <w:szCs w:val="18"/>
               </w:rPr>
-              <w:t xml:space="preserve">, where </w:t>
-            </w:r>
-            <w:r>
-              <w:rPr>
-                <w:rFonts w:ascii="Avenir Next" w:hAnsi="Avenir Next" w:cs="Avenir Next" w:eastAsia="Avenir Next"/>
-                <w:i/>
-                <w:color w:val="1A1A1A"/>
-                <w:sz w:val="18"/>
-                <w:szCs w:val="18"/>
-              </w:rPr>
               <w:t xml:space="preserve">B</w:t>
             </w:r>
             <w:r>
               <w:rPr>
                 <w:rFonts w:ascii="Avenir Next" w:hAnsi="Avenir Next" w:cs="Avenir Next" w:eastAsia="Avenir Next"/>
                 <w:color w:val="1A1A1A"/>
-                <w:sz w:val="18"/>
+                <w:sz w:val="22"/>
                 <w:szCs w:val="18"/>
               </w:rPr>
               <w:t xml:space="preserve"> is the area of the base.</w:t>
@@ -332,6 +334,7 @@
           </w:tcPr>
           <w:p>
             <w:pPr>
+              <w:pStyle w:val="Heading2"/>
               <w:spacing w:before="0" w:after="40" w:line="264" w:lineRule="auto"/>
             </w:pPr>
             <w:r>
@@ -354,7 +357,7 @@
               <w:rPr>
                 <w:rFonts w:ascii="Avenir Next" w:hAnsi="Avenir Next" w:cs="Avenir Next" w:eastAsia="Avenir Next"/>
                 <w:color w:val="1A1A1A"/>
-                <w:sz w:val="17"/>
+                <w:sz w:val="22"/>
                 <w:szCs w:val="17"/>
               </w:rPr>
               <w:t xml:space="preserve">A box is 7 cm long, 3 cm wide, and 5 cm tall.</w:t>
@@ -373,25 +376,25 @@
                 <w:rFonts w:ascii="Avenir Next" w:hAnsi="Avenir Next" w:cs="Avenir Next" w:eastAsia="Avenir Next"/>
                 <w:b/>
                 <w:color w:val="003A70"/>
+                <w:sz w:val="22"/>
+                <w:szCs w:val="17"/>
+              </w:rPr>
+              <w:t xml:space="preserve">Step 1</w:t>
+            </w:r>
+            <w:r>
+              <w:rPr>
+                <w:rFonts w:ascii="Avenir Next" w:hAnsi="Avenir Next" w:cs="Avenir Next" w:eastAsia="Avenir Next"/>
+                <w:color w:val="1A1A1A"/>
                 <w:sz w:val="17"/>
                 <w:szCs w:val="17"/>
               </w:rPr>
-              <w:t xml:space="preserve">Step 1</w:t>
-            </w:r>
-            <w:r>
-              <w:rPr>
-                <w:rFonts w:ascii="Avenir Next" w:hAnsi="Avenir Next" w:cs="Avenir Next" w:eastAsia="Avenir Next"/>
-                <w:color w:val="1A1A1A"/>
-                <w:sz w:val="17"/>
-                <w:szCs w:val="17"/>
-              </w:rPr>
               <w:tab/>
             </w:r>
             <w:r>
               <w:rPr>
                 <w:rFonts w:ascii="Avenir Next" w:hAnsi="Avenir Next" w:cs="Avenir Next" w:eastAsia="Avenir Next"/>
                 <w:color w:val="1A1A1A"/>
-                <w:sz w:val="17"/>
+                <w:sz w:val="22"/>
                 <w:szCs w:val="17"/>
               </w:rPr>
               <w:t xml:space="preserve">One layer of cubes: B = 7 × 3 = 21</w:t>
@@ -410,25 +413,25 @@
                 <w:rFonts w:ascii="Avenir Next" w:hAnsi="Avenir Next" w:cs="Avenir Next" w:eastAsia="Avenir Next"/>
                 <w:b/>
                 <w:color w:val="003A70"/>
+                <w:sz w:val="22"/>
+                <w:szCs w:val="17"/>
+              </w:rPr>
+              <w:t xml:space="preserve">Step 2</w:t>
+            </w:r>
+            <w:r>
+              <w:rPr>
+                <w:rFonts w:ascii="Avenir Next" w:hAnsi="Avenir Next" w:cs="Avenir Next" w:eastAsia="Avenir Next"/>
+                <w:color w:val="1A1A1A"/>
                 <w:sz w:val="17"/>
                 <w:szCs w:val="17"/>
               </w:rPr>
-              <w:t xml:space="preserve">Step 2</w:t>
-            </w:r>
-            <w:r>
-              <w:rPr>
-                <w:rFonts w:ascii="Avenir Next" w:hAnsi="Avenir Next" w:cs="Avenir Next" w:eastAsia="Avenir Next"/>
-                <w:color w:val="1A1A1A"/>
-                <w:sz w:val="17"/>
-                <w:szCs w:val="17"/>
-              </w:rPr>
               <w:tab/>
             </w:r>
             <w:r>
               <w:rPr>
                 <w:rFonts w:ascii="Avenir Next" w:hAnsi="Avenir Next" w:cs="Avenir Next" w:eastAsia="Avenir Next"/>
                 <w:color w:val="1A1A1A"/>
-                <w:sz w:val="17"/>
+                <w:sz w:val="22"/>
                 <w:szCs w:val="17"/>
               </w:rPr>
               <w:t xml:space="preserve">Stack 5 layers: 21 × 5 = 105</w:t>
@@ -447,18 +450,18 @@
                 <w:rFonts w:ascii="Avenir Next" w:hAnsi="Avenir Next" w:cs="Avenir Next" w:eastAsia="Avenir Next"/>
                 <w:b/>
                 <w:color w:val="1A1A1A"/>
+                <w:sz w:val="22"/>
+                <w:szCs w:val="17"/>
+              </w:rPr>
+              <w:t xml:space="preserve">Answer</w:t>
+            </w:r>
+            <w:r>
+              <w:rPr>
+                <w:rFonts w:ascii="Avenir Next" w:hAnsi="Avenir Next" w:cs="Avenir Next" w:eastAsia="Avenir Next"/>
+                <w:color w:val="1A1A1A"/>
                 <w:sz w:val="17"/>
                 <w:szCs w:val="17"/>
               </w:rPr>
-              <w:t xml:space="preserve">Answer</w:t>
-            </w:r>
-            <w:r>
-              <w:rPr>
-                <w:rFonts w:ascii="Avenir Next" w:hAnsi="Avenir Next" w:cs="Avenir Next" w:eastAsia="Avenir Next"/>
-                <w:color w:val="1A1A1A"/>
-                <w:sz w:val="17"/>
-                <w:szCs w:val="17"/>
-              </w:rPr>
               <w:tab/>
             </w:r>
             <w:r>
@@ -466,7 +469,7 @@
                 <w:rFonts w:ascii="Avenir Next" w:hAnsi="Avenir Next" w:cs="Avenir Next" w:eastAsia="Avenir Next"/>
                 <w:b/>
                 <w:color w:val="1A1A1A"/>
-                <w:sz w:val="17"/>
+                <w:sz w:val="22"/>
                 <w:szCs w:val="17"/>
               </w:rPr>
               <w:t xml:space="preserve">105 cm³</w:t>
@@ -516,6 +519,7 @@
           </w:tcPr>
           <w:p>
             <w:pPr>
+              <w:pStyle w:val="Heading2"/>
               <w:spacing w:before="0" w:after="40" w:line="264" w:lineRule="auto"/>
             </w:pPr>
             <w:r>
@@ -539,7 +543,7 @@
                 <w:rFonts w:ascii="Avenir Next" w:hAnsi="Avenir Next" w:cs="Avenir Next" w:eastAsia="Avenir Next"/>
                 <w:b/>
                 <w:color w:val="1A1A1A"/>
-                <w:sz w:val="21"/>
+                <w:sz w:val="22"/>
                 <w:szCs w:val="21"/>
               </w:rPr>
               <w:t xml:space="preserve">volume</w:t>
@@ -548,7 +552,7 @@
               <w:rPr>
                 <w:rFonts w:ascii="Avenir Next" w:hAnsi="Avenir Next" w:cs="Avenir Next" w:eastAsia="Avenir Next"/>
                 <w:color w:val="5A5F66"/>
-                <w:sz w:val="21"/>
+                <w:sz w:val="22"/>
                 <w:szCs w:val="21"/>
               </w:rPr>
               <w:t xml:space="preserve"> — </w:t>
@@ -557,7 +561,7 @@
               <w:rPr>
                 <w:rFonts w:ascii="Avenir Next" w:hAnsi="Avenir Next" w:cs="Avenir Next" w:eastAsia="Avenir Next"/>
                 <w:color w:val="1A1A1A"/>
-                <w:sz w:val="21"/>
+                <w:sz w:val="22"/>
                 <w:szCs w:val="21"/>
               </w:rPr>
               <w:t xml:space="preserve">the space inside a solid</w:t>
@@ -572,7 +576,7 @@
                 <w:rFonts w:ascii="Avenir Next" w:hAnsi="Avenir Next" w:cs="Avenir Next" w:eastAsia="Avenir Next"/>
                 <w:b/>
                 <w:color w:val="1A1A1A"/>
-                <w:sz w:val="21"/>
+                <w:sz w:val="22"/>
                 <w:szCs w:val="21"/>
               </w:rPr>
               <w:t xml:space="preserve">cubic units</w:t>
@@ -581,7 +585,7 @@
               <w:rPr>
                 <w:rFonts w:ascii="Avenir Next" w:hAnsi="Avenir Next" w:cs="Avenir Next" w:eastAsia="Avenir Next"/>
                 <w:color w:val="5A5F66"/>
-                <w:sz w:val="21"/>
+                <w:sz w:val="22"/>
                 <w:szCs w:val="21"/>
               </w:rPr>
               <w:t xml:space="preserve"> — </w:t>
@@ -590,7 +594,7 @@
               <w:rPr>
                 <w:rFonts w:ascii="Avenir Next" w:hAnsi="Avenir Next" w:cs="Avenir Next" w:eastAsia="Avenir Next"/>
                 <w:color w:val="1A1A1A"/>
-                <w:sz w:val="21"/>
+                <w:sz w:val="22"/>
                 <w:szCs w:val="21"/>
               </w:rPr>
               <w:t xml:space="preserve">cm³, in³, ft³</w:t>
@@ -616,7 +620,7 @@
                 <w:rFonts w:ascii="Avenir Next" w:hAnsi="Avenir Next" w:cs="Avenir Next" w:eastAsia="Avenir Next"/>
                 <w:b/>
                 <w:color w:val="1A1A1A"/>
-                <w:sz w:val="21"/>
+                <w:sz w:val="22"/>
                 <w:szCs w:val="21"/>
               </w:rPr>
               <w:t xml:space="preserve">base area</w:t>
@@ -625,7 +629,7 @@
               <w:rPr>
                 <w:rFonts w:ascii="Avenir Next" w:hAnsi="Avenir Next" w:cs="Avenir Next" w:eastAsia="Avenir Next"/>
                 <w:color w:val="5A5F66"/>
-                <w:sz w:val="21"/>
+                <w:sz w:val="22"/>
                 <w:szCs w:val="21"/>
               </w:rPr>
               <w:t xml:space="preserve"> — </w:t>
@@ -634,7 +638,7 @@
               <w:rPr>
                 <w:rFonts w:ascii="Avenir Next" w:hAnsi="Avenir Next" w:cs="Avenir Next" w:eastAsia="Avenir Next"/>
                 <w:color w:val="1A1A1A"/>
-                <w:sz w:val="21"/>
+                <w:sz w:val="22"/>
                 <w:szCs w:val="21"/>
               </w:rPr>
               <w:t xml:space="preserve">length × width of the bottom</w:t>
@@ -649,7 +653,7 @@
                 <w:rFonts w:ascii="Avenir Next" w:hAnsi="Avenir Next" w:cs="Avenir Next" w:eastAsia="Avenir Next"/>
                 <w:b/>
                 <w:color w:val="1A1A1A"/>
-                <w:sz w:val="21"/>
+                <w:sz w:val="22"/>
                 <w:szCs w:val="21"/>
               </w:rPr>
               <w:t xml:space="preserve">layer</w:t>
@@ -658,7 +662,7 @@
               <w:rPr>
                 <w:rFonts w:ascii="Avenir Next" w:hAnsi="Avenir Next" w:cs="Avenir Next" w:eastAsia="Avenir Next"/>
                 <w:color w:val="5A5F66"/>
-                <w:sz w:val="21"/>
+                <w:sz w:val="22"/>
                 <w:szCs w:val="21"/>
               </w:rPr>
               <w:t xml:space="preserve"> — </w:t>
@@ -667,7 +671,7 @@
               <w:rPr>
                 <w:rFonts w:ascii="Avenir Next" w:hAnsi="Avenir Next" w:cs="Avenir Next" w:eastAsia="Avenir Next"/>
                 <w:color w:val="1A1A1A"/>
-                <w:sz w:val="21"/>
+                <w:sz w:val="22"/>
                 <w:szCs w:val="21"/>
               </w:rPr>
               <w:t xml:space="preserve">one flat level of cubes</w:t>
@@ -678,6 +682,7 @@
     </w:tbl>
     <w:p>
       <w:pPr>
+        <w:pStyle w:val="Heading2"/>
         <w:keepNext/>
         <w:pBdr>
           <w:bottom w:val="single" w:sz="8" w:space="3" w:color="003A70"/>
@@ -693,7 +698,7 @@
           <w:b/>
           <w:color w:val="003A70"/>
           <w:spacing w:val="14"/>
-          <w:sz w:val="21"/>
+          <w:sz w:val="22"/>
           <w:szCs w:val="21"/>
         </w:rPr>
         <w:t xml:space="preserve">PRACTICE</w:t>
@@ -712,7 +717,7 @@
           <w:rFonts w:ascii="Avenir Next" w:hAnsi="Avenir Next" w:cs="Avenir Next" w:eastAsia="Avenir Next"/>
           <w:i/>
           <w:color w:val="5A5F66"/>
-          <w:sz w:val="17"/>
+          <w:sz w:val="22"/>
           <w:szCs w:val="17"/>
         </w:rPr>
         <w:t xml:space="preserve">show your work · label units</w:t>
@@ -842,25 +847,25 @@
                       <w:rFonts w:ascii="Avenir Next" w:hAnsi="Avenir Next" w:cs="Avenir Next" w:eastAsia="Avenir Next"/>
                       <w:b/>
                       <w:color w:val="003A70"/>
+                      <w:sz w:val="22"/>
+                      <w:szCs w:val="18"/>
+                    </w:rPr>
+                    <w:t xml:space="preserve">Step 1</w:t>
+                  </w:r>
+                  <w:r>
+                    <w:rPr>
+                      <w:rFonts w:ascii="Avenir Next" w:hAnsi="Avenir Next" w:cs="Avenir Next" w:eastAsia="Avenir Next"/>
+                      <w:color w:val="1A1A1A"/>
                       <w:sz w:val="18"/>
                       <w:szCs w:val="18"/>
                     </w:rPr>
-                    <w:t xml:space="preserve">Step 1</w:t>
-                  </w:r>
-                  <w:r>
-                    <w:rPr>
-                      <w:rFonts w:ascii="Avenir Next" w:hAnsi="Avenir Next" w:cs="Avenir Next" w:eastAsia="Avenir Next"/>
-                      <w:color w:val="1A1A1A"/>
-                      <w:sz w:val="18"/>
-                      <w:szCs w:val="18"/>
-                    </w:rPr>
                     <w:tab/>
                   </w:r>
                   <w:r>
                     <w:rPr>
                       <w:rFonts w:ascii="Avenir Next" w:hAnsi="Avenir Next" w:cs="Avenir Next" w:eastAsia="Avenir Next"/>
                       <w:color w:val="1A1A1A"/>
-                      <w:sz w:val="21"/>
+                      <w:sz w:val="22"/>
                       <w:szCs w:val="21"/>
                     </w:rPr>
                     <w:t xml:space="preserve">Count the cubes in one layer: 4 × 3.</w:t>
@@ -880,25 +885,25 @@
                       <w:rFonts w:ascii="Avenir Next" w:hAnsi="Avenir Next" w:cs="Avenir Next" w:eastAsia="Avenir Next"/>
                       <w:b/>
                       <w:color w:val="003A70"/>
+                      <w:sz w:val="22"/>
+                      <w:szCs w:val="18"/>
+                    </w:rPr>
+                    <w:t xml:space="preserve">Step 2</w:t>
+                  </w:r>
+                  <w:r>
+                    <w:rPr>
+                      <w:rFonts w:ascii="Avenir Next" w:hAnsi="Avenir Next" w:cs="Avenir Next" w:eastAsia="Avenir Next"/>
+                      <w:color w:val="1A1A1A"/>
                       <w:sz w:val="18"/>
                       <w:szCs w:val="18"/>
                     </w:rPr>
-                    <w:t xml:space="preserve">Step 2</w:t>
-                  </w:r>
-                  <w:r>
-                    <w:rPr>
-                      <w:rFonts w:ascii="Avenir Next" w:hAnsi="Avenir Next" w:cs="Avenir Next" w:eastAsia="Avenir Next"/>
-                      <w:color w:val="1A1A1A"/>
-                      <w:sz w:val="18"/>
-                      <w:szCs w:val="18"/>
-                    </w:rPr>
                     <w:tab/>
                   </w:r>
                   <w:r>
                     <w:rPr>
                       <w:rFonts w:ascii="Avenir Next" w:hAnsi="Avenir Next" w:cs="Avenir Next" w:eastAsia="Avenir Next"/>
                       <w:color w:val="1A1A1A"/>
-                      <w:sz w:val="21"/>
+                      <w:sz w:val="22"/>
                       <w:szCs w:val="21"/>
                     </w:rPr>
                     <w:t xml:space="preserve">Count the layers.</w:t>
@@ -918,25 +923,25 @@
                       <w:rFonts w:ascii="Avenir Next" w:hAnsi="Avenir Next" w:cs="Avenir Next" w:eastAsia="Avenir Next"/>
                       <w:b/>
                       <w:color w:val="003A70"/>
+                      <w:sz w:val="22"/>
+                      <w:szCs w:val="18"/>
+                    </w:rPr>
+                    <w:t xml:space="preserve">Step 3</w:t>
+                  </w:r>
+                  <w:r>
+                    <w:rPr>
+                      <w:rFonts w:ascii="Avenir Next" w:hAnsi="Avenir Next" w:cs="Avenir Next" w:eastAsia="Avenir Next"/>
+                      <w:color w:val="1A1A1A"/>
                       <w:sz w:val="18"/>
                       <w:szCs w:val="18"/>
                     </w:rPr>
-                    <w:t xml:space="preserve">Step 3</w:t>
-                  </w:r>
-                  <w:r>
-                    <w:rPr>
-                      <w:rFonts w:ascii="Avenir Next" w:hAnsi="Avenir Next" w:cs="Avenir Next" w:eastAsia="Avenir Next"/>
-                      <w:color w:val="1A1A1A"/>
-                      <w:sz w:val="18"/>
-                      <w:szCs w:val="18"/>
-                    </w:rPr>
                     <w:tab/>
                   </w:r>
                   <w:r>
                     <w:rPr>
                       <w:rFonts w:ascii="Avenir Next" w:hAnsi="Avenir Next" w:cs="Avenir Next" w:eastAsia="Avenir Next"/>
                       <w:color w:val="1A1A1A"/>
-                      <w:sz w:val="21"/>
+                      <w:sz w:val="22"/>
                       <w:szCs w:val="21"/>
                     </w:rPr>
                     <w:t xml:space="preserve">Multiply.</w:t>
@@ -1013,25 +1018,25 @@
                       <w:rFonts w:ascii="Avenir Next" w:hAnsi="Avenir Next" w:cs="Avenir Next" w:eastAsia="Avenir Next"/>
                       <w:b/>
                       <w:color w:val="1A1A1A"/>
+                      <w:sz w:val="22"/>
+                      <w:szCs w:val="18"/>
+                    </w:rPr>
+                    <w:t xml:space="preserve">Answer</w:t>
+                  </w:r>
+                  <w:r>
+                    <w:rPr>
+                      <w:rFonts w:ascii="Avenir Next" w:hAnsi="Avenir Next" w:cs="Avenir Next" w:eastAsia="Avenir Next"/>
+                      <w:color w:val="1A1A1A"/>
                       <w:sz w:val="18"/>
                       <w:szCs w:val="18"/>
                     </w:rPr>
-                    <w:t xml:space="preserve">Answer</w:t>
-                  </w:r>
-                  <w:r>
-                    <w:rPr>
-                      <w:rFonts w:ascii="Avenir Next" w:hAnsi="Avenir Next" w:cs="Avenir Next" w:eastAsia="Avenir Next"/>
-                      <w:color w:val="1A1A1A"/>
-                      <w:sz w:val="18"/>
-                      <w:szCs w:val="18"/>
-                    </w:rPr>
                     <w:tab/>
                   </w:r>
                   <w:r>
                     <w:rPr>
                       <w:rFonts w:ascii="Avenir Next" w:hAnsi="Avenir Next" w:cs="Avenir Next" w:eastAsia="Avenir Next"/>
                       <w:color w:val="1A1A1A"/>
-                      <w:sz w:val="18"/>
+                      <w:sz w:val="22"/>
                       <w:szCs w:val="18"/>
                     </w:rPr>
                     <w:t xml:space="preserve">  cm³</w:t>
@@ -1052,7 +1057,7 @@
                     <w:drawing>
                       <wp:inline distT="0" distB="0" distL="0" distR="0">
                         <wp:extent cx="1920240" cy="1122062"/>
-                        <wp:docPr id="1" name="Figure 1"/>
+                        <wp:docPr id="1" name="Figure 1" descr="Rectangular prism. Length 4 cm, width 3 cm, height 2 cm."/>
                         <a:graphic xmlns:a="http://schemas.openxmlformats.org/drawingml/2006/main">
                           <a:graphicData uri="http://schemas.openxmlformats.org/drawingml/2006/picture">
                             <pic:pic xmlns:pic="http://schemas.openxmlformats.org/drawingml/2006/picture">
@@ -1811,25 +1816,25 @@
                       <w:rFonts w:ascii="Avenir Next" w:hAnsi="Avenir Next" w:cs="Avenir Next" w:eastAsia="Avenir Next"/>
                       <w:b/>
                       <w:color w:val="003A70"/>
+                      <w:sz w:val="22"/>
+                      <w:szCs w:val="18"/>
+                    </w:rPr>
+                    <w:t xml:space="preserve">Step 1</w:t>
+                  </w:r>
+                  <w:r>
+                    <w:rPr>
+                      <w:rFonts w:ascii="Avenir Next" w:hAnsi="Avenir Next" w:cs="Avenir Next" w:eastAsia="Avenir Next"/>
+                      <w:color w:val="1A1A1A"/>
                       <w:sz w:val="18"/>
                       <w:szCs w:val="18"/>
                     </w:rPr>
-                    <w:t xml:space="preserve">Step 1</w:t>
-                  </w:r>
-                  <w:r>
-                    <w:rPr>
-                      <w:rFonts w:ascii="Avenir Next" w:hAnsi="Avenir Next" w:cs="Avenir Next" w:eastAsia="Avenir Next"/>
-                      <w:color w:val="1A1A1A"/>
-                      <w:sz w:val="18"/>
-                      <w:szCs w:val="18"/>
-                    </w:rPr>
                     <w:tab/>
                   </w:r>
                   <w:r>
                     <w:rPr>
                       <w:rFonts w:ascii="Avenir Next" w:hAnsi="Avenir Next" w:cs="Avenir Next" w:eastAsia="Avenir Next"/>
                       <w:color w:val="1A1A1A"/>
-                      <w:sz w:val="21"/>
+                      <w:sz w:val="22"/>
                       <w:szCs w:val="21"/>
                     </w:rPr>
                     <w:t xml:space="preserve">Find the volume: 6 × 4 × 1.</w:t>
@@ -1849,25 +1854,25 @@
                       <w:rFonts w:ascii="Avenir Next" w:hAnsi="Avenir Next" w:cs="Avenir Next" w:eastAsia="Avenir Next"/>
                       <w:b/>
                       <w:color w:val="003A70"/>
+                      <w:sz w:val="22"/>
+                      <w:szCs w:val="18"/>
+                    </w:rPr>
+                    <w:t xml:space="preserve">Step 2</w:t>
+                  </w:r>
+                  <w:r>
+                    <w:rPr>
+                      <w:rFonts w:ascii="Avenir Next" w:hAnsi="Avenir Next" w:cs="Avenir Next" w:eastAsia="Avenir Next"/>
+                      <w:color w:val="1A1A1A"/>
                       <w:sz w:val="18"/>
                       <w:szCs w:val="18"/>
                     </w:rPr>
-                    <w:t xml:space="preserve">Step 2</w:t>
-                  </w:r>
-                  <w:r>
-                    <w:rPr>
-                      <w:rFonts w:ascii="Avenir Next" w:hAnsi="Avenir Next" w:cs="Avenir Next" w:eastAsia="Avenir Next"/>
-                      <w:color w:val="1A1A1A"/>
-                      <w:sz w:val="18"/>
-                      <w:szCs w:val="18"/>
-                    </w:rPr>
                     <w:tab/>
                   </w:r>
                   <w:r>
                     <w:rPr>
                       <w:rFonts w:ascii="Avenir Next" w:hAnsi="Avenir Next" w:cs="Avenir Next" w:eastAsia="Avenir Next"/>
                       <w:color w:val="1A1A1A"/>
-                      <w:sz w:val="21"/>
+                      <w:sz w:val="22"/>
                       <w:szCs w:val="21"/>
                     </w:rPr>
                     <w:t xml:space="preserve">Divide by 2 ft³ for each bag.</w:t>
@@ -1944,25 +1949,25 @@
                       <w:rFonts w:ascii="Avenir Next" w:hAnsi="Avenir Next" w:cs="Avenir Next" w:eastAsia="Avenir Next"/>
                       <w:b/>
                       <w:color w:val="1A1A1A"/>
+                      <w:sz w:val="22"/>
+                      <w:szCs w:val="18"/>
+                    </w:rPr>
+                    <w:t xml:space="preserve">Answer</w:t>
+                  </w:r>
+                  <w:r>
+                    <w:rPr>
+                      <w:rFonts w:ascii="Avenir Next" w:hAnsi="Avenir Next" w:cs="Avenir Next" w:eastAsia="Avenir Next"/>
+                      <w:color w:val="1A1A1A"/>
                       <w:sz w:val="18"/>
                       <w:szCs w:val="18"/>
                     </w:rPr>
-                    <w:t xml:space="preserve">Answer</w:t>
-                  </w:r>
-                  <w:r>
-                    <w:rPr>
-                      <w:rFonts w:ascii="Avenir Next" w:hAnsi="Avenir Next" w:cs="Avenir Next" w:eastAsia="Avenir Next"/>
-                      <w:color w:val="1A1A1A"/>
-                      <w:sz w:val="18"/>
-                      <w:szCs w:val="18"/>
-                    </w:rPr>
                     <w:tab/>
                   </w:r>
                   <w:r>
                     <w:rPr>
                       <w:rFonts w:ascii="Avenir Next" w:hAnsi="Avenir Next" w:cs="Avenir Next" w:eastAsia="Avenir Next"/>
                       <w:color w:val="1A1A1A"/>
-                      <w:sz w:val="18"/>
+                      <w:sz w:val="22"/>
                       <w:szCs w:val="18"/>
                     </w:rPr>
                     <w:t xml:space="preserve">  bags</w:t>
@@ -1983,7 +1988,7 @@
                     <w:drawing>
                       <wp:inline distT="0" distB="0" distL="0" distR="0">
                         <wp:extent cx="1920240" cy="795001"/>
-                        <wp:docPr id="2" name="Figure 2"/>
+                        <wp:docPr id="2" name="Figure 2" descr="Rectangular prism. Length 6 ft, width 4 ft, height 1 ft."/>
                         <a:graphic xmlns:a="http://schemas.openxmlformats.org/drawingml/2006/main">
                           <a:graphicData uri="http://schemas.openxmlformats.org/drawingml/2006/picture">
                             <pic:pic xmlns:pic="http://schemas.openxmlformats.org/drawingml/2006/picture">
@@ -2129,25 +2134,25 @@
                 <w:rFonts w:ascii="Avenir Next" w:hAnsi="Avenir Next" w:cs="Avenir Next" w:eastAsia="Avenir Next"/>
                 <w:b/>
                 <w:color w:val="003A70"/>
+                <w:sz w:val="22"/>
+                <w:szCs w:val="18"/>
+              </w:rPr>
+              <w:t xml:space="preserve">Step 1</w:t>
+            </w:r>
+            <w:r>
+              <w:rPr>
+                <w:rFonts w:ascii="Avenir Next" w:hAnsi="Avenir Next" w:cs="Avenir Next" w:eastAsia="Avenir Next"/>
+                <w:color w:val="1A1A1A"/>
                 <w:sz w:val="18"/>
                 <w:szCs w:val="18"/>
               </w:rPr>
-              <w:t xml:space="preserve">Step 1</w:t>
-            </w:r>
-            <w:r>
-              <w:rPr>
-                <w:rFonts w:ascii="Avenir Next" w:hAnsi="Avenir Next" w:cs="Avenir Next" w:eastAsia="Avenir Next"/>
-                <w:color w:val="1A1A1A"/>
-                <w:sz w:val="18"/>
-                <w:szCs w:val="18"/>
-              </w:rPr>
               <w:tab/>
             </w:r>
             <w:r>
               <w:rPr>
                 <w:rFonts w:ascii="Avenir Next" w:hAnsi="Avenir Next" w:cs="Avenir Next" w:eastAsia="Avenir Next"/>
                 <w:color w:val="1A1A1A"/>
-                <w:sz w:val="21"/>
+                <w:sz w:val="22"/>
                 <w:szCs w:val="21"/>
               </w:rPr>
               <w:t xml:space="preserve">Find the base: 20 × 10.</w:t>
@@ -2167,25 +2172,25 @@
                 <w:rFonts w:ascii="Avenir Next" w:hAnsi="Avenir Next" w:cs="Avenir Next" w:eastAsia="Avenir Next"/>
                 <w:b/>
                 <w:color w:val="003A70"/>
+                <w:sz w:val="22"/>
+                <w:szCs w:val="18"/>
+              </w:rPr>
+              <w:t xml:space="preserve">Step 2</w:t>
+            </w:r>
+            <w:r>
+              <w:rPr>
+                <w:rFonts w:ascii="Avenir Next" w:hAnsi="Avenir Next" w:cs="Avenir Next" w:eastAsia="Avenir Next"/>
+                <w:color w:val="1A1A1A"/>
                 <w:sz w:val="18"/>
                 <w:szCs w:val="18"/>
               </w:rPr>
-              <w:t xml:space="preserve">Step 2</w:t>
-            </w:r>
-            <w:r>
-              <w:rPr>
-                <w:rFonts w:ascii="Avenir Next" w:hAnsi="Avenir Next" w:cs="Avenir Next" w:eastAsia="Avenir Next"/>
-                <w:color w:val="1A1A1A"/>
-                <w:sz w:val="18"/>
-                <w:szCs w:val="18"/>
-              </w:rPr>
               <w:tab/>
             </w:r>
             <w:r>
               <w:rPr>
                 <w:rFonts w:ascii="Avenir Next" w:hAnsi="Avenir Next" w:cs="Avenir Next" w:eastAsia="Avenir Next"/>
                 <w:color w:val="1A1A1A"/>
-                <w:sz w:val="21"/>
+                <w:sz w:val="22"/>
                 <w:szCs w:val="21"/>
               </w:rPr>
               <w:t xml:space="preserve">Divide 3,000 by the base.</w:t>
@@ -2204,25 +2209,25 @@
                 <w:rFonts w:ascii="Avenir Next" w:hAnsi="Avenir Next" w:cs="Avenir Next" w:eastAsia="Avenir Next"/>
                 <w:b/>
                 <w:color w:val="1A1A1A"/>
+                <w:sz w:val="22"/>
+                <w:szCs w:val="18"/>
+              </w:rPr>
+              <w:t xml:space="preserve">Answer</w:t>
+            </w:r>
+            <w:r>
+              <w:rPr>
+                <w:rFonts w:ascii="Avenir Next" w:hAnsi="Avenir Next" w:cs="Avenir Next" w:eastAsia="Avenir Next"/>
+                <w:color w:val="1A1A1A"/>
                 <w:sz w:val="18"/>
                 <w:szCs w:val="18"/>
               </w:rPr>
-              <w:t xml:space="preserve">Answer</w:t>
-            </w:r>
-            <w:r>
-              <w:rPr>
-                <w:rFonts w:ascii="Avenir Next" w:hAnsi="Avenir Next" w:cs="Avenir Next" w:eastAsia="Avenir Next"/>
-                <w:color w:val="1A1A1A"/>
-                <w:sz w:val="18"/>
-                <w:szCs w:val="18"/>
-              </w:rPr>
               <w:tab/>
             </w:r>
             <w:r>
               <w:rPr>
                 <w:rFonts w:ascii="Avenir Next" w:hAnsi="Avenir Next" w:cs="Avenir Next" w:eastAsia="Avenir Next"/>
                 <w:color w:val="1A1A1A"/>
-                <w:sz w:val="18"/>
+                <w:sz w:val="22"/>
                 <w:szCs w:val="18"/>
               </w:rPr>
               <w:t xml:space="preserve">  in</w:t>
@@ -2333,7 +2338,7 @@
                 <w:rFonts w:ascii="Avenir Next" w:hAnsi="Avenir Next" w:cs="Avenir Next" w:eastAsia="Avenir Next"/>
                 <w:b/>
                 <w:color w:val="003A70"/>
-                <w:sz w:val="17"/>
+                <w:sz w:val="22"/>
                 <w:szCs w:val="17"/>
               </w:rPr>
               <w:t xml:space="preserve">Frame  </w:t>
@@ -2343,7 +2348,7 @@
                 <w:rFonts w:ascii="Avenir Next" w:hAnsi="Avenir Next" w:cs="Avenir Next" w:eastAsia="Avenir Next"/>
                 <w:i/>
                 <w:color w:val="1A1A1A"/>
-                <w:sz w:val="18"/>
+                <w:sz w:val="22"/>
                 <w:szCs w:val="18"/>
               </w:rPr>
               <w:t xml:space="preserve">Mika is </w:t>
@@ -2363,7 +2368,7 @@
                 <w:rFonts w:ascii="Avenir Next" w:hAnsi="Avenir Next" w:cs="Avenir Next" w:eastAsia="Avenir Next"/>
                 <w:i/>
                 <w:color w:val="1A1A1A"/>
-                <w:sz w:val="18"/>
+                <w:sz w:val="22"/>
                 <w:szCs w:val="18"/>
               </w:rPr>
               <w:t xml:space="preserve"> because Box A holds </w:t>
@@ -2383,7 +2388,7 @@
                 <w:rFonts w:ascii="Avenir Next" w:hAnsi="Avenir Next" w:cs="Avenir Next" w:eastAsia="Avenir Next"/>
                 <w:i/>
                 <w:color w:val="1A1A1A"/>
-                <w:sz w:val="18"/>
+                <w:sz w:val="22"/>
                 <w:szCs w:val="18"/>
               </w:rPr>
               <w:t xml:space="preserve"> in³ and Box B holds </w:t>
@@ -2403,7 +2408,7 @@
                 <w:rFonts w:ascii="Avenir Next" w:hAnsi="Avenir Next" w:cs="Avenir Next" w:eastAsia="Avenir Next"/>
                 <w:i/>
                 <w:color w:val="1A1A1A"/>
-                <w:sz w:val="18"/>
+                <w:sz w:val="22"/>
                 <w:szCs w:val="18"/>
               </w:rPr>
               <w:t xml:space="preserve"> in³.</w:t>
@@ -2532,6 +2537,7 @@
           </w:tcPr>
           <w:p>
             <w:pPr>
+              <w:pStyle w:val="Heading2"/>
               <w:spacing w:before="0" w:after="0" w:line="240" w:lineRule="auto"/>
             </w:pPr>
             <w:r>
@@ -2569,7 +2575,7 @@
               <w:rPr>
                 <w:rFonts w:ascii="Avenir Next" w:hAnsi="Avenir Next" w:cs="Avenir Next" w:eastAsia="Avenir Next"/>
                 <w:color w:val="1A1A1A"/>
-                <w:sz w:val="17"/>
+                <w:sz w:val="22"/>
                 <w:szCs w:val="17"/>
               </w:rPr>
               <w:t xml:space="preserve">  I can do this on my own</w:t>
@@ -2598,7 +2604,7 @@
               <w:rPr>
                 <w:rFonts w:ascii="Avenir Next" w:hAnsi="Avenir Next" w:cs="Avenir Next" w:eastAsia="Avenir Next"/>
                 <w:color w:val="1A1A1A"/>
-                <w:sz w:val="17"/>
+                <w:sz w:val="22"/>
                 <w:szCs w:val="17"/>
               </w:rPr>
               <w:t xml:space="preserve">  I need a little help</w:t>
@@ -2627,7 +2633,7 @@
               <w:rPr>
                 <w:rFonts w:ascii="Avenir Next" w:hAnsi="Avenir Next" w:cs="Avenir Next" w:eastAsia="Avenir Next"/>
                 <w:color w:val="1A1A1A"/>
-                <w:sz w:val="17"/>
+                <w:sz w:val="22"/>
                 <w:szCs w:val="17"/>
               </w:rPr>
               <w:t xml:space="preserve">  I have a question about #</w:t>
@@ -2665,7 +2671,7 @@
         <w:rPr>
           <w:rFonts w:ascii="Avenir Next" w:hAnsi="Avenir Next" w:cs="Avenir Next" w:eastAsia="Avenir Next"/>
           <w:color w:val="5A5F66"/>
-          <w:sz w:val="17"/>
+          <w:sz w:val="22"/>
           <w:szCs w:val="17"/>
         </w:rPr>
         <w:t xml:space="preserve">Find a box at home. Measure or estimate its length, width, and height, and find its volume.</w:t>
@@ -2748,14 +2754,15 @@
           <w:caps/>
           <w:color w:val="003A70"/>
           <w:spacing w:val="12"/>
-          <w:sz w:val="21"/>
+          <w:sz w:val="22"/>
           <w:szCs w:val="21"/>
         </w:rPr>
-        <w:t xml:space="preserve">Lesson 5-5  ·  Homework Packet  ·  Level 1  ·  Sheet 2 of 2</w:t>
+        <w:t xml:space="preserve">Lesson 5-5  ·  Homework Packet  ·  Supported  ·  Session 2 · pages 3–4</w:t>
       </w:r>
     </w:p>
     <w:p>
       <w:pPr>
+        <w:pStyle w:val="Heading1"/>
         <w:keepNext/>
         <w:spacing w:before="0" w:after="10" w:line="240" w:lineRule="auto"/>
       </w:pPr>
@@ -2781,7 +2788,7 @@
         <w:rPr>
           <w:rFonts w:ascii="Avenir Next" w:hAnsi="Avenir Next" w:cs="Avenir Next" w:eastAsia="Avenir Next"/>
           <w:color w:val="5A5F66"/>
-          <w:sz w:val="17"/>
+          <w:sz w:val="22"/>
           <w:szCs w:val="17"/>
         </w:rPr>
         <w:t xml:space="preserve">Maryland Standard 6.G.A.2   ·   Learning target — I can find a missing edge of a prism and find volumes with fractional edge lengths.</w:t>
@@ -2828,6 +2835,7 @@
           </w:tcPr>
           <w:p>
             <w:pPr>
+              <w:pStyle w:val="Heading2"/>
               <w:spacing w:before="0" w:after="40" w:line="264" w:lineRule="auto"/>
             </w:pPr>
             <w:r>
@@ -2855,35 +2863,35 @@
                 <w:rFonts w:ascii="Avenir Next" w:hAnsi="Avenir Next" w:cs="Avenir Next" w:eastAsia="Avenir Next"/>
                 <w:b/>
                 <w:color w:val="003A70"/>
+                <w:sz w:val="22"/>
+                <w:szCs w:val="18"/>
+              </w:rPr>
+              <w:t xml:space="preserve">•</w:t>
+            </w:r>
+            <w:r>
+              <w:rPr>
+                <w:rFonts w:ascii="Avenir Next" w:hAnsi="Avenir Next" w:cs="Avenir Next" w:eastAsia="Avenir Next"/>
+                <w:color w:val="1A1A1A"/>
                 <w:sz w:val="18"/>
                 <w:szCs w:val="18"/>
               </w:rPr>
-              <w:t xml:space="preserve">•</w:t>
-            </w:r>
-            <w:r>
-              <w:rPr>
-                <w:rFonts w:ascii="Avenir Next" w:hAnsi="Avenir Next" w:cs="Avenir Next" w:eastAsia="Avenir Next"/>
-                <w:color w:val="1A1A1A"/>
-                <w:sz w:val="18"/>
+              <w:tab/>
+            </w:r>
+            <w:r>
+              <w:rPr>
+                <w:rFonts w:ascii="Avenir Next" w:hAnsi="Avenir Next" w:cs="Avenir Next" w:eastAsia="Avenir Next"/>
+                <w:b/>
+                <w:color w:val="1A1A1A"/>
+                <w:sz w:val="22"/>
                 <w:szCs w:val="18"/>
               </w:rPr>
-              <w:tab/>
-            </w:r>
-            <w:r>
-              <w:rPr>
-                <w:rFonts w:ascii="Avenir Next" w:hAnsi="Avenir Next" w:cs="Avenir Next" w:eastAsia="Avenir Next"/>
-                <w:b/>
-                <w:color w:val="1A1A1A"/>
-                <w:sz w:val="18"/>
-                <w:szCs w:val="18"/>
-              </w:rPr>
               <w:t xml:space="preserve">V = l × w × h</w:t>
             </w:r>
             <w:r>
               <w:rPr>
                 <w:rFonts w:ascii="Avenir Next" w:hAnsi="Avenir Next" w:cs="Avenir Next" w:eastAsia="Avenir Next"/>
                 <w:color w:val="1A1A1A"/>
-                <w:sz w:val="18"/>
+                <w:sz w:val="22"/>
                 <w:szCs w:val="18"/>
               </w:rPr>
               <w:t xml:space="preserve"> works with fractions too. Write mixed numbers as fractions first.</w:t>
@@ -2902,44 +2910,44 @@
                 <w:rFonts w:ascii="Avenir Next" w:hAnsi="Avenir Next" w:cs="Avenir Next" w:eastAsia="Avenir Next"/>
                 <w:b/>
                 <w:color w:val="003A70"/>
+                <w:sz w:val="22"/>
+                <w:szCs w:val="18"/>
+              </w:rPr>
+              <w:t xml:space="preserve">•</w:t>
+            </w:r>
+            <w:r>
+              <w:rPr>
+                <w:rFonts w:ascii="Avenir Next" w:hAnsi="Avenir Next" w:cs="Avenir Next" w:eastAsia="Avenir Next"/>
+                <w:color w:val="1A1A1A"/>
                 <w:sz w:val="18"/>
                 <w:szCs w:val="18"/>
               </w:rPr>
-              <w:t xml:space="preserve">•</w:t>
-            </w:r>
-            <w:r>
-              <w:rPr>
-                <w:rFonts w:ascii="Avenir Next" w:hAnsi="Avenir Next" w:cs="Avenir Next" w:eastAsia="Avenir Next"/>
-                <w:color w:val="1A1A1A"/>
-                <w:sz w:val="18"/>
+              <w:tab/>
+            </w:r>
+            <w:r>
+              <w:rPr>
+                <w:rFonts w:ascii="Avenir Next" w:hAnsi="Avenir Next" w:cs="Avenir Next" w:eastAsia="Avenir Next"/>
+                <w:color w:val="1A1A1A"/>
+                <w:sz w:val="22"/>
                 <w:szCs w:val="18"/>
               </w:rPr>
-              <w:tab/>
-            </w:r>
-            <w:r>
-              <w:rPr>
-                <w:rFonts w:ascii="Avenir Next" w:hAnsi="Avenir Next" w:cs="Avenir Next" w:eastAsia="Avenir Next"/>
-                <w:color w:val="1A1A1A"/>
-                <w:sz w:val="18"/>
+              <w:t xml:space="preserve">Missing edge: </w:t>
+            </w:r>
+            <w:r>
+              <w:rPr>
+                <w:rFonts w:ascii="Avenir Next" w:hAnsi="Avenir Next" w:cs="Avenir Next" w:eastAsia="Avenir Next"/>
+                <w:b/>
+                <w:color w:val="1A1A1A"/>
+                <w:sz w:val="22"/>
                 <w:szCs w:val="18"/>
               </w:rPr>
-              <w:t xml:space="preserve">Missing edge: </w:t>
-            </w:r>
-            <w:r>
-              <w:rPr>
-                <w:rFonts w:ascii="Avenir Next" w:hAnsi="Avenir Next" w:cs="Avenir Next" w:eastAsia="Avenir Next"/>
-                <w:b/>
-                <w:color w:val="1A1A1A"/>
-                <w:sz w:val="18"/>
-                <w:szCs w:val="18"/>
-              </w:rPr>
               <w:t xml:space="preserve">divide</w:t>
             </w:r>
             <w:r>
               <w:rPr>
                 <w:rFonts w:ascii="Avenir Next" w:hAnsi="Avenir Next" w:cs="Avenir Next" w:eastAsia="Avenir Next"/>
                 <w:color w:val="1A1A1A"/>
-                <w:sz w:val="18"/>
+                <w:sz w:val="22"/>
                 <w:szCs w:val="18"/>
               </w:rPr>
               <w:t xml:space="preserve"> the volume by the product of the other two edges.</w:t>
@@ -2954,6 +2962,7 @@
           </w:tcPr>
           <w:p>
             <w:pPr>
+              <w:pStyle w:val="Heading2"/>
               <w:spacing w:before="0" w:after="40" w:line="264" w:lineRule="auto"/>
             </w:pPr>
             <w:r>
@@ -2976,7 +2985,7 @@
               <w:rPr>
                 <w:rFonts w:ascii="Avenir Next" w:hAnsi="Avenir Next" w:cs="Avenir Next" w:eastAsia="Avenir Next"/>
                 <w:color w:val="1A1A1A"/>
-                <w:sz w:val="17"/>
+                <w:sz w:val="22"/>
                 <w:szCs w:val="17"/>
               </w:rPr>
               <w:t xml:space="preserve">A box is 2 ½ ft × 2 ft × 1 ½ ft. Find its volume.</w:t>
@@ -2995,25 +3004,25 @@
                 <w:rFonts w:ascii="Avenir Next" w:hAnsi="Avenir Next" w:cs="Avenir Next" w:eastAsia="Avenir Next"/>
                 <w:b/>
                 <w:color w:val="003A70"/>
+                <w:sz w:val="22"/>
+                <w:szCs w:val="17"/>
+              </w:rPr>
+              <w:t xml:space="preserve">Step 1</w:t>
+            </w:r>
+            <w:r>
+              <w:rPr>
+                <w:rFonts w:ascii="Avenir Next" w:hAnsi="Avenir Next" w:cs="Avenir Next" w:eastAsia="Avenir Next"/>
+                <w:color w:val="1A1A1A"/>
                 <w:sz w:val="17"/>
                 <w:szCs w:val="17"/>
               </w:rPr>
-              <w:t xml:space="preserve">Step 1</w:t>
-            </w:r>
-            <w:r>
-              <w:rPr>
-                <w:rFonts w:ascii="Avenir Next" w:hAnsi="Avenir Next" w:cs="Avenir Next" w:eastAsia="Avenir Next"/>
-                <w:color w:val="1A1A1A"/>
-                <w:sz w:val="17"/>
-                <w:szCs w:val="17"/>
-              </w:rPr>
               <w:tab/>
             </w:r>
             <w:r>
               <w:rPr>
                 <w:rFonts w:ascii="Avenir Next" w:hAnsi="Avenir Next" w:cs="Avenir Next" w:eastAsia="Avenir Next"/>
                 <w:color w:val="1A1A1A"/>
-                <w:sz w:val="17"/>
+                <w:sz w:val="22"/>
                 <w:szCs w:val="17"/>
               </w:rPr>
               <w:t xml:space="preserve">Write as fractions: 5/2 × 2/1 × 3/2</w:t>
@@ -3032,25 +3041,25 @@
                 <w:rFonts w:ascii="Avenir Next" w:hAnsi="Avenir Next" w:cs="Avenir Next" w:eastAsia="Avenir Next"/>
                 <w:b/>
                 <w:color w:val="003A70"/>
+                <w:sz w:val="22"/>
+                <w:szCs w:val="17"/>
+              </w:rPr>
+              <w:t xml:space="preserve">Step 2</w:t>
+            </w:r>
+            <w:r>
+              <w:rPr>
+                <w:rFonts w:ascii="Avenir Next" w:hAnsi="Avenir Next" w:cs="Avenir Next" w:eastAsia="Avenir Next"/>
+                <w:color w:val="1A1A1A"/>
                 <w:sz w:val="17"/>
                 <w:szCs w:val="17"/>
               </w:rPr>
-              <w:t xml:space="preserve">Step 2</w:t>
-            </w:r>
-            <w:r>
-              <w:rPr>
-                <w:rFonts w:ascii="Avenir Next" w:hAnsi="Avenir Next" w:cs="Avenir Next" w:eastAsia="Avenir Next"/>
-                <w:color w:val="1A1A1A"/>
-                <w:sz w:val="17"/>
-                <w:szCs w:val="17"/>
-              </w:rPr>
               <w:tab/>
             </w:r>
             <w:r>
               <w:rPr>
                 <w:rFonts w:ascii="Avenir Next" w:hAnsi="Avenir Next" w:cs="Avenir Next" w:eastAsia="Avenir Next"/>
                 <w:color w:val="1A1A1A"/>
-                <w:sz w:val="17"/>
+                <w:sz w:val="22"/>
                 <w:szCs w:val="17"/>
               </w:rPr>
               <w:t xml:space="preserve">Multiply: (5 × 2 × 3)/(2 × 1 × 2) = 30/4</w:t>
@@ -3069,25 +3078,25 @@
                 <w:rFonts w:ascii="Avenir Next" w:hAnsi="Avenir Next" w:cs="Avenir Next" w:eastAsia="Avenir Next"/>
                 <w:b/>
                 <w:color w:val="003A70"/>
+                <w:sz w:val="22"/>
+                <w:szCs w:val="17"/>
+              </w:rPr>
+              <w:t xml:space="preserve">Step 3</w:t>
+            </w:r>
+            <w:r>
+              <w:rPr>
+                <w:rFonts w:ascii="Avenir Next" w:hAnsi="Avenir Next" w:cs="Avenir Next" w:eastAsia="Avenir Next"/>
+                <w:color w:val="1A1A1A"/>
                 <w:sz w:val="17"/>
                 <w:szCs w:val="17"/>
               </w:rPr>
-              <w:t xml:space="preserve">Step 3</w:t>
-            </w:r>
-            <w:r>
-              <w:rPr>
-                <w:rFonts w:ascii="Avenir Next" w:hAnsi="Avenir Next" w:cs="Avenir Next" w:eastAsia="Avenir Next"/>
-                <w:color w:val="1A1A1A"/>
-                <w:sz w:val="17"/>
-                <w:szCs w:val="17"/>
-              </w:rPr>
               <w:tab/>
             </w:r>
             <w:r>
               <w:rPr>
                 <w:rFonts w:ascii="Avenir Next" w:hAnsi="Avenir Next" w:cs="Avenir Next" w:eastAsia="Avenir Next"/>
                 <w:color w:val="1A1A1A"/>
-                <w:sz w:val="17"/>
+                <w:sz w:val="22"/>
                 <w:szCs w:val="17"/>
               </w:rPr>
               <w:t xml:space="preserve">Simplify: 30/4 = 7 ½</w:t>
@@ -3106,18 +3115,18 @@
                 <w:rFonts w:ascii="Avenir Next" w:hAnsi="Avenir Next" w:cs="Avenir Next" w:eastAsia="Avenir Next"/>
                 <w:b/>
                 <w:color w:val="1A1A1A"/>
+                <w:sz w:val="22"/>
+                <w:szCs w:val="17"/>
+              </w:rPr>
+              <w:t xml:space="preserve">Answer</w:t>
+            </w:r>
+            <w:r>
+              <w:rPr>
+                <w:rFonts w:ascii="Avenir Next" w:hAnsi="Avenir Next" w:cs="Avenir Next" w:eastAsia="Avenir Next"/>
+                <w:color w:val="1A1A1A"/>
                 <w:sz w:val="17"/>
                 <w:szCs w:val="17"/>
               </w:rPr>
-              <w:t xml:space="preserve">Answer</w:t>
-            </w:r>
-            <w:r>
-              <w:rPr>
-                <w:rFonts w:ascii="Avenir Next" w:hAnsi="Avenir Next" w:cs="Avenir Next" w:eastAsia="Avenir Next"/>
-                <w:color w:val="1A1A1A"/>
-                <w:sz w:val="17"/>
-                <w:szCs w:val="17"/>
-              </w:rPr>
               <w:tab/>
             </w:r>
             <w:r>
@@ -3125,7 +3134,7 @@
                 <w:rFonts w:ascii="Avenir Next" w:hAnsi="Avenir Next" w:cs="Avenir Next" w:eastAsia="Avenir Next"/>
                 <w:b/>
                 <w:color w:val="1A1A1A"/>
-                <w:sz w:val="17"/>
+                <w:sz w:val="22"/>
                 <w:szCs w:val="17"/>
               </w:rPr>
               <w:t xml:space="preserve">7 ½ ft³</w:t>
@@ -3175,6 +3184,7 @@
           </w:tcPr>
           <w:p>
             <w:pPr>
+              <w:pStyle w:val="Heading2"/>
               <w:spacing w:before="0" w:after="40" w:line="264" w:lineRule="auto"/>
             </w:pPr>
             <w:r>
@@ -3198,7 +3208,7 @@
                 <w:rFonts w:ascii="Avenir Next" w:hAnsi="Avenir Next" w:cs="Avenir Next" w:eastAsia="Avenir Next"/>
                 <w:b/>
                 <w:color w:val="1A1A1A"/>
-                <w:sz w:val="21"/>
+                <w:sz w:val="22"/>
                 <w:szCs w:val="21"/>
               </w:rPr>
               <w:t xml:space="preserve">fraction edge</w:t>
@@ -3207,7 +3217,7 @@
               <w:rPr>
                 <w:rFonts w:ascii="Avenir Next" w:hAnsi="Avenir Next" w:cs="Avenir Next" w:eastAsia="Avenir Next"/>
                 <w:color w:val="5A5F66"/>
-                <w:sz w:val="21"/>
+                <w:sz w:val="22"/>
                 <w:szCs w:val="21"/>
               </w:rPr>
               <w:t xml:space="preserve"> — </w:t>
@@ -3216,7 +3226,7 @@
               <w:rPr>
                 <w:rFonts w:ascii="Avenir Next" w:hAnsi="Avenir Next" w:cs="Avenir Next" w:eastAsia="Avenir Next"/>
                 <w:color w:val="1A1A1A"/>
-                <w:sz w:val="21"/>
+                <w:sz w:val="22"/>
                 <w:szCs w:val="21"/>
               </w:rPr>
               <w:t xml:space="preserve">an edge like 1/2 ft or 1 1/2 in</w:t>
@@ -3231,7 +3241,7 @@
                 <w:rFonts w:ascii="Avenir Next" w:hAnsi="Avenir Next" w:cs="Avenir Next" w:eastAsia="Avenir Next"/>
                 <w:b/>
                 <w:color w:val="1A1A1A"/>
-                <w:sz w:val="21"/>
+                <w:sz w:val="22"/>
                 <w:szCs w:val="21"/>
               </w:rPr>
               <w:t xml:space="preserve">missing edge</w:t>
@@ -3240,7 +3250,7 @@
               <w:rPr>
                 <w:rFonts w:ascii="Avenir Next" w:hAnsi="Avenir Next" w:cs="Avenir Next" w:eastAsia="Avenir Next"/>
                 <w:color w:val="5A5F66"/>
-                <w:sz w:val="21"/>
+                <w:sz w:val="22"/>
                 <w:szCs w:val="21"/>
               </w:rPr>
               <w:t xml:space="preserve"> — </w:t>
@@ -3249,7 +3259,7 @@
               <w:rPr>
                 <w:rFonts w:ascii="Avenir Next" w:hAnsi="Avenir Next" w:cs="Avenir Next" w:eastAsia="Avenir Next"/>
                 <w:color w:val="1A1A1A"/>
-                <w:sz w:val="21"/>
+                <w:sz w:val="22"/>
                 <w:szCs w:val="21"/>
               </w:rPr>
               <w:t xml:space="preserve">the edge you do not know</w:t>
@@ -3275,7 +3285,7 @@
                 <w:rFonts w:ascii="Avenir Next" w:hAnsi="Avenir Next" w:cs="Avenir Next" w:eastAsia="Avenir Next"/>
                 <w:b/>
                 <w:color w:val="1A1A1A"/>
-                <w:sz w:val="21"/>
+                <w:sz w:val="22"/>
                 <w:szCs w:val="21"/>
               </w:rPr>
               <w:t xml:space="preserve">divide</w:t>
@@ -3284,7 +3294,7 @@
               <w:rPr>
                 <w:rFonts w:ascii="Avenir Next" w:hAnsi="Avenir Next" w:cs="Avenir Next" w:eastAsia="Avenir Next"/>
                 <w:color w:val="5A5F66"/>
-                <w:sz w:val="21"/>
+                <w:sz w:val="22"/>
                 <w:szCs w:val="21"/>
               </w:rPr>
               <w:t xml:space="preserve"> — </w:t>
@@ -3293,7 +3303,7 @@
               <w:rPr>
                 <w:rFonts w:ascii="Avenir Next" w:hAnsi="Avenir Next" w:cs="Avenir Next" w:eastAsia="Avenir Next"/>
                 <w:color w:val="1A1A1A"/>
-                <w:sz w:val="21"/>
+                <w:sz w:val="22"/>
                 <w:szCs w:val="21"/>
               </w:rPr>
               <w:t xml:space="preserve">÷ undoes ×</w:t>
@@ -3308,7 +3318,7 @@
                 <w:rFonts w:ascii="Avenir Next" w:hAnsi="Avenir Next" w:cs="Avenir Next" w:eastAsia="Avenir Next"/>
                 <w:b/>
                 <w:color w:val="1A1A1A"/>
-                <w:sz w:val="21"/>
+                <w:sz w:val="22"/>
                 <w:szCs w:val="21"/>
               </w:rPr>
               <w:t xml:space="preserve">product</w:t>
@@ -3317,7 +3327,7 @@
               <w:rPr>
                 <w:rFonts w:ascii="Avenir Next" w:hAnsi="Avenir Next" w:cs="Avenir Next" w:eastAsia="Avenir Next"/>
                 <w:color w:val="5A5F66"/>
-                <w:sz w:val="21"/>
+                <w:sz w:val="22"/>
                 <w:szCs w:val="21"/>
               </w:rPr>
               <w:t xml:space="preserve"> — </w:t>
@@ -3326,7 +3336,7 @@
               <w:rPr>
                 <w:rFonts w:ascii="Avenir Next" w:hAnsi="Avenir Next" w:cs="Avenir Next" w:eastAsia="Avenir Next"/>
                 <w:color w:val="1A1A1A"/>
-                <w:sz w:val="21"/>
+                <w:sz w:val="22"/>
                 <w:szCs w:val="21"/>
               </w:rPr>
               <w:t xml:space="preserve">the answer when you multiply</w:t>
@@ -3337,6 +3347,7 @@
     </w:tbl>
     <w:p>
       <w:pPr>
+        <w:pStyle w:val="Heading2"/>
         <w:keepNext/>
         <w:pBdr>
           <w:bottom w:val="single" w:sz="8" w:space="3" w:color="003A70"/>
@@ -3352,7 +3363,7 @@
           <w:b/>
           <w:color w:val="003A70"/>
           <w:spacing w:val="14"/>
-          <w:sz w:val="21"/>
+          <w:sz w:val="22"/>
           <w:szCs w:val="21"/>
         </w:rPr>
         <w:t xml:space="preserve">PRACTICE</w:t>
@@ -3371,7 +3382,7 @@
           <w:rFonts w:ascii="Avenir Next" w:hAnsi="Avenir Next" w:cs="Avenir Next" w:eastAsia="Avenir Next"/>
           <w:i/>
           <w:color w:val="5A5F66"/>
-          <w:sz w:val="17"/>
+          <w:sz w:val="22"/>
           <w:szCs w:val="17"/>
         </w:rPr>
         <w:t xml:space="preserve">show your work · label units</w:t>
@@ -3501,25 +3512,25 @@
                       <w:rFonts w:ascii="Avenir Next" w:hAnsi="Avenir Next" w:cs="Avenir Next" w:eastAsia="Avenir Next"/>
                       <w:b/>
                       <w:color w:val="003A70"/>
+                      <w:sz w:val="22"/>
+                      <w:szCs w:val="18"/>
+                    </w:rPr>
+                    <w:t xml:space="preserve">Step 1</w:t>
+                  </w:r>
+                  <w:r>
+                    <w:rPr>
+                      <w:rFonts w:ascii="Avenir Next" w:hAnsi="Avenir Next" w:cs="Avenir Next" w:eastAsia="Avenir Next"/>
+                      <w:color w:val="1A1A1A"/>
                       <w:sz w:val="18"/>
                       <w:szCs w:val="18"/>
                     </w:rPr>
-                    <w:t xml:space="preserve">Step 1</w:t>
-                  </w:r>
-                  <w:r>
-                    <w:rPr>
-                      <w:rFonts w:ascii="Avenir Next" w:hAnsi="Avenir Next" w:cs="Avenir Next" w:eastAsia="Avenir Next"/>
-                      <w:color w:val="1A1A1A"/>
-                      <w:sz w:val="18"/>
-                      <w:szCs w:val="18"/>
-                    </w:rPr>
                     <w:tab/>
                   </w:r>
                   <w:r>
                     <w:rPr>
                       <w:rFonts w:ascii="Avenir Next" w:hAnsi="Avenir Next" w:cs="Avenir Next" w:eastAsia="Avenir Next"/>
                       <w:color w:val="1A1A1A"/>
-                      <w:sz w:val="21"/>
+                      <w:sz w:val="22"/>
                       <w:szCs w:val="21"/>
                     </w:rPr>
                     <w:t xml:space="preserve">Write 1 ½ as 3/2 and 2 ½ as 5/2.</w:t>
@@ -3539,25 +3550,25 @@
                       <w:rFonts w:ascii="Avenir Next" w:hAnsi="Avenir Next" w:cs="Avenir Next" w:eastAsia="Avenir Next"/>
                       <w:b/>
                       <w:color w:val="003A70"/>
+                      <w:sz w:val="22"/>
+                      <w:szCs w:val="18"/>
+                    </w:rPr>
+                    <w:t xml:space="preserve">Step 2</w:t>
+                  </w:r>
+                  <w:r>
+                    <w:rPr>
+                      <w:rFonts w:ascii="Avenir Next" w:hAnsi="Avenir Next" w:cs="Avenir Next" w:eastAsia="Avenir Next"/>
+                      <w:color w:val="1A1A1A"/>
                       <w:sz w:val="18"/>
                       <w:szCs w:val="18"/>
                     </w:rPr>
-                    <w:t xml:space="preserve">Step 2</w:t>
-                  </w:r>
-                  <w:r>
-                    <w:rPr>
-                      <w:rFonts w:ascii="Avenir Next" w:hAnsi="Avenir Next" w:cs="Avenir Next" w:eastAsia="Avenir Next"/>
-                      <w:color w:val="1A1A1A"/>
-                      <w:sz w:val="18"/>
-                      <w:szCs w:val="18"/>
-                    </w:rPr>
                     <w:tab/>
                   </w:r>
                   <w:r>
                     <w:rPr>
                       <w:rFonts w:ascii="Avenir Next" w:hAnsi="Avenir Next" w:cs="Avenir Next" w:eastAsia="Avenir Next"/>
                       <w:color w:val="1A1A1A"/>
-                      <w:sz w:val="21"/>
+                      <w:sz w:val="22"/>
                       <w:szCs w:val="21"/>
                     </w:rPr>
                     <w:t xml:space="preserve">Multiply 4 × 3/2 × 5/2.</w:t>
@@ -3634,25 +3645,25 @@
                       <w:rFonts w:ascii="Avenir Next" w:hAnsi="Avenir Next" w:cs="Avenir Next" w:eastAsia="Avenir Next"/>
                       <w:b/>
                       <w:color w:val="1A1A1A"/>
+                      <w:sz w:val="22"/>
+                      <w:szCs w:val="18"/>
+                    </w:rPr>
+                    <w:t xml:space="preserve">Answer</w:t>
+                  </w:r>
+                  <w:r>
+                    <w:rPr>
+                      <w:rFonts w:ascii="Avenir Next" w:hAnsi="Avenir Next" w:cs="Avenir Next" w:eastAsia="Avenir Next"/>
+                      <w:color w:val="1A1A1A"/>
                       <w:sz w:val="18"/>
                       <w:szCs w:val="18"/>
                     </w:rPr>
-                    <w:t xml:space="preserve">Answer</w:t>
-                  </w:r>
-                  <w:r>
-                    <w:rPr>
-                      <w:rFonts w:ascii="Avenir Next" w:hAnsi="Avenir Next" w:cs="Avenir Next" w:eastAsia="Avenir Next"/>
-                      <w:color w:val="1A1A1A"/>
-                      <w:sz w:val="18"/>
-                      <w:szCs w:val="18"/>
-                    </w:rPr>
                     <w:tab/>
                   </w:r>
                   <w:r>
                     <w:rPr>
                       <w:rFonts w:ascii="Avenir Next" w:hAnsi="Avenir Next" w:cs="Avenir Next" w:eastAsia="Avenir Next"/>
                       <w:color w:val="1A1A1A"/>
-                      <w:sz w:val="18"/>
+                      <w:sz w:val="22"/>
                       <w:szCs w:val="18"/>
                     </w:rPr>
                     <w:t xml:space="preserve">  in³</w:t>
@@ -3673,7 +3684,7 @@
                     <w:drawing>
                       <wp:inline distT="0" distB="0" distL="0" distR="0">
                         <wp:extent cx="1920240" cy="1215820"/>
-                        <wp:docPr id="3" name="Figure 3"/>
+                        <wp:docPr id="3" name="Figure 3" descr="Rectangular prism. Length 4 in, width 1 ½ in, height 2 ½ in."/>
                         <a:graphic xmlns:a="http://schemas.openxmlformats.org/drawingml/2006/main">
                           <a:graphicData uri="http://schemas.openxmlformats.org/drawingml/2006/picture">
                             <pic:pic xmlns:pic="http://schemas.openxmlformats.org/drawingml/2006/picture">
@@ -4398,25 +4409,25 @@
                 <w:rFonts w:ascii="Avenir Next" w:hAnsi="Avenir Next" w:cs="Avenir Next" w:eastAsia="Avenir Next"/>
                 <w:b/>
                 <w:color w:val="003A70"/>
+                <w:sz w:val="22"/>
+                <w:szCs w:val="18"/>
+              </w:rPr>
+              <w:t xml:space="preserve">Step 1</w:t>
+            </w:r>
+            <w:r>
+              <w:rPr>
+                <w:rFonts w:ascii="Avenir Next" w:hAnsi="Avenir Next" w:cs="Avenir Next" w:eastAsia="Avenir Next"/>
+                <w:color w:val="1A1A1A"/>
                 <w:sz w:val="18"/>
                 <w:szCs w:val="18"/>
               </w:rPr>
-              <w:t xml:space="preserve">Step 1</w:t>
-            </w:r>
-            <w:r>
-              <w:rPr>
-                <w:rFonts w:ascii="Avenir Next" w:hAnsi="Avenir Next" w:cs="Avenir Next" w:eastAsia="Avenir Next"/>
-                <w:color w:val="1A1A1A"/>
-                <w:sz w:val="18"/>
-                <w:szCs w:val="18"/>
-              </w:rPr>
               <w:tab/>
             </w:r>
             <w:r>
               <w:rPr>
                 <w:rFonts w:ascii="Avenir Next" w:hAnsi="Avenir Next" w:cs="Avenir Next" w:eastAsia="Avenir Next"/>
                 <w:color w:val="1A1A1A"/>
-                <w:sz w:val="21"/>
+                <w:sz w:val="22"/>
                 <w:szCs w:val="21"/>
               </w:rPr>
               <w:t xml:space="preserve">Multiply the two edges: 3 × 1 ½.</w:t>
@@ -4436,25 +4447,25 @@
                 <w:rFonts w:ascii="Avenir Next" w:hAnsi="Avenir Next" w:cs="Avenir Next" w:eastAsia="Avenir Next"/>
                 <w:b/>
                 <w:color w:val="003A70"/>
+                <w:sz w:val="22"/>
+                <w:szCs w:val="18"/>
+              </w:rPr>
+              <w:t xml:space="preserve">Step 2</w:t>
+            </w:r>
+            <w:r>
+              <w:rPr>
+                <w:rFonts w:ascii="Avenir Next" w:hAnsi="Avenir Next" w:cs="Avenir Next" w:eastAsia="Avenir Next"/>
+                <w:color w:val="1A1A1A"/>
                 <w:sz w:val="18"/>
                 <w:szCs w:val="18"/>
               </w:rPr>
-              <w:t xml:space="preserve">Step 2</w:t>
-            </w:r>
-            <w:r>
-              <w:rPr>
-                <w:rFonts w:ascii="Avenir Next" w:hAnsi="Avenir Next" w:cs="Avenir Next" w:eastAsia="Avenir Next"/>
-                <w:color w:val="1A1A1A"/>
-                <w:sz w:val="18"/>
-                <w:szCs w:val="18"/>
-              </w:rPr>
               <w:tab/>
             </w:r>
             <w:r>
               <w:rPr>
                 <w:rFonts w:ascii="Avenir Next" w:hAnsi="Avenir Next" w:cs="Avenir Next" w:eastAsia="Avenir Next"/>
                 <w:color w:val="1A1A1A"/>
-                <w:sz w:val="21"/>
+                <w:sz w:val="22"/>
                 <w:szCs w:val="21"/>
               </w:rPr>
               <w:t xml:space="preserve">Divide 9 by that answer.</w:t>
@@ -4473,25 +4484,25 @@
                 <w:rFonts w:ascii="Avenir Next" w:hAnsi="Avenir Next" w:cs="Avenir Next" w:eastAsia="Avenir Next"/>
                 <w:b/>
                 <w:color w:val="1A1A1A"/>
+                <w:sz w:val="22"/>
+                <w:szCs w:val="18"/>
+              </w:rPr>
+              <w:t xml:space="preserve">Answer</w:t>
+            </w:r>
+            <w:r>
+              <w:rPr>
+                <w:rFonts w:ascii="Avenir Next" w:hAnsi="Avenir Next" w:cs="Avenir Next" w:eastAsia="Avenir Next"/>
+                <w:color w:val="1A1A1A"/>
                 <w:sz w:val="18"/>
                 <w:szCs w:val="18"/>
               </w:rPr>
-              <w:t xml:space="preserve">Answer</w:t>
-            </w:r>
-            <w:r>
-              <w:rPr>
-                <w:rFonts w:ascii="Avenir Next" w:hAnsi="Avenir Next" w:cs="Avenir Next" w:eastAsia="Avenir Next"/>
-                <w:color w:val="1A1A1A"/>
-                <w:sz w:val="18"/>
-                <w:szCs w:val="18"/>
-              </w:rPr>
               <w:tab/>
             </w:r>
             <w:r>
               <w:rPr>
                 <w:rFonts w:ascii="Avenir Next" w:hAnsi="Avenir Next" w:cs="Avenir Next" w:eastAsia="Avenir Next"/>
                 <w:color w:val="1A1A1A"/>
-                <w:sz w:val="18"/>
+                <w:sz w:val="22"/>
                 <w:szCs w:val="18"/>
               </w:rPr>
               <w:t xml:space="preserve">  ft</w:t>
@@ -4605,25 +4616,25 @@
                 <w:rFonts w:ascii="Avenir Next" w:hAnsi="Avenir Next" w:cs="Avenir Next" w:eastAsia="Avenir Next"/>
                 <w:b/>
                 <w:color w:val="003A70"/>
+                <w:sz w:val="22"/>
+                <w:szCs w:val="18"/>
+              </w:rPr>
+              <w:t xml:space="preserve">Step 1</w:t>
+            </w:r>
+            <w:r>
+              <w:rPr>
+                <w:rFonts w:ascii="Avenir Next" w:hAnsi="Avenir Next" w:cs="Avenir Next" w:eastAsia="Avenir Next"/>
+                <w:color w:val="1A1A1A"/>
                 <w:sz w:val="18"/>
                 <w:szCs w:val="18"/>
               </w:rPr>
-              <w:t xml:space="preserve">Step 1</w:t>
-            </w:r>
-            <w:r>
-              <w:rPr>
-                <w:rFonts w:ascii="Avenir Next" w:hAnsi="Avenir Next" w:cs="Avenir Next" w:eastAsia="Avenir Next"/>
-                <w:color w:val="1A1A1A"/>
-                <w:sz w:val="18"/>
-                <w:szCs w:val="18"/>
-              </w:rPr>
               <w:tab/>
             </w:r>
             <w:r>
               <w:rPr>
                 <w:rFonts w:ascii="Avenir Next" w:hAnsi="Avenir Next" w:cs="Avenir Next" w:eastAsia="Avenir Next"/>
                 <w:color w:val="1A1A1A"/>
-                <w:sz w:val="21"/>
+                <w:sz w:val="22"/>
                 <w:szCs w:val="21"/>
               </w:rPr>
               <w:t xml:space="preserve">Count the cubes along each edge: 2 ÷ ½, 1 ÷ ½, 1 ½ ÷ ½.</w:t>
@@ -4643,25 +4654,25 @@
                 <w:rFonts w:ascii="Avenir Next" w:hAnsi="Avenir Next" w:cs="Avenir Next" w:eastAsia="Avenir Next"/>
                 <w:b/>
                 <w:color w:val="003A70"/>
+                <w:sz w:val="22"/>
+                <w:szCs w:val="18"/>
+              </w:rPr>
+              <w:t xml:space="preserve">Step 2</w:t>
+            </w:r>
+            <w:r>
+              <w:rPr>
+                <w:rFonts w:ascii="Avenir Next" w:hAnsi="Avenir Next" w:cs="Avenir Next" w:eastAsia="Avenir Next"/>
+                <w:color w:val="1A1A1A"/>
                 <w:sz w:val="18"/>
                 <w:szCs w:val="18"/>
               </w:rPr>
-              <w:t xml:space="preserve">Step 2</w:t>
-            </w:r>
-            <w:r>
-              <w:rPr>
-                <w:rFonts w:ascii="Avenir Next" w:hAnsi="Avenir Next" w:cs="Avenir Next" w:eastAsia="Avenir Next"/>
-                <w:color w:val="1A1A1A"/>
-                <w:sz w:val="18"/>
-                <w:szCs w:val="18"/>
-              </w:rPr>
               <w:tab/>
             </w:r>
             <w:r>
               <w:rPr>
                 <w:rFonts w:ascii="Avenir Next" w:hAnsi="Avenir Next" w:cs="Avenir Next" w:eastAsia="Avenir Next"/>
                 <w:color w:val="1A1A1A"/>
-                <w:sz w:val="21"/>
+                <w:sz w:val="22"/>
                 <w:szCs w:val="21"/>
               </w:rPr>
               <w:t xml:space="preserve">Multiply to get the number of cubes.</w:t>
@@ -4800,6 +4811,7 @@
     </w:p>
     <w:p>
       <w:pPr>
+        <w:pStyle w:val="Heading2"/>
         <w:keepNext/>
         <w:pBdr>
           <w:bottom w:val="single" w:sz="8" w:space="3" w:color="003A70"/>
@@ -4815,7 +4827,7 @@
           <w:b/>
           <w:color w:val="003A70"/>
           <w:spacing w:val="14"/>
-          <w:sz w:val="21"/>
+          <w:sz w:val="22"/>
           <w:szCs w:val="21"/>
         </w:rPr>
         <w:t xml:space="preserve">TEST PRACTICE</w:t>
@@ -4834,7 +4846,7 @@
           <w:rFonts w:ascii="Avenir Next" w:hAnsi="Avenir Next" w:cs="Avenir Next" w:eastAsia="Avenir Next"/>
           <w:i/>
           <w:color w:val="5A5F66"/>
-          <w:sz w:val="17"/>
+          <w:sz w:val="22"/>
           <w:szCs w:val="17"/>
         </w:rPr>
         <w:t xml:space="preserve">choose the best answer</w:t>
@@ -4966,25 +4978,25 @@
                       <w:rFonts w:ascii="Avenir Next" w:hAnsi="Avenir Next" w:cs="Avenir Next" w:eastAsia="Avenir Next"/>
                       <w:b/>
                       <w:color w:val="003A70"/>
+                      <w:sz w:val="22"/>
+                      <w:szCs w:val="21"/>
+                    </w:rPr>
+                    <w:t xml:space="preserve">A</w:t>
+                  </w:r>
+                  <w:r>
+                    <w:rPr>
+                      <w:rFonts w:ascii="Avenir Next" w:hAnsi="Avenir Next" w:cs="Avenir Next" w:eastAsia="Avenir Next"/>
+                      <w:color w:val="1A1A1A"/>
                       <w:sz w:val="21"/>
                       <w:szCs w:val="21"/>
                     </w:rPr>
-                    <w:t xml:space="preserve">A</w:t>
-                  </w:r>
-                  <w:r>
-                    <w:rPr>
-                      <w:rFonts w:ascii="Avenir Next" w:hAnsi="Avenir Next" w:cs="Avenir Next" w:eastAsia="Avenir Next"/>
-                      <w:color w:val="1A1A1A"/>
-                      <w:sz w:val="21"/>
-                      <w:szCs w:val="21"/>
-                    </w:rPr>
                     <w:tab/>
                   </w:r>
                   <w:r>
                     <w:rPr>
                       <w:rFonts w:ascii="Avenir Next" w:hAnsi="Avenir Next" w:cs="Avenir Next" w:eastAsia="Avenir Next"/>
                       <w:color w:val="1A1A1A"/>
-                      <w:sz w:val="21"/>
+                      <w:sz w:val="22"/>
                       <w:szCs w:val="21"/>
                     </w:rPr>
                     <w:t xml:space="preserve">8 ½ in³</w:t>
@@ -5009,25 +5021,25 @@
                       <w:rFonts w:ascii="Avenir Next" w:hAnsi="Avenir Next" w:cs="Avenir Next" w:eastAsia="Avenir Next"/>
                       <w:b/>
                       <w:color w:val="003A70"/>
+                      <w:sz w:val="22"/>
+                      <w:szCs w:val="21"/>
+                    </w:rPr>
+                    <w:t xml:space="preserve">B</w:t>
+                  </w:r>
+                  <w:r>
+                    <w:rPr>
+                      <w:rFonts w:ascii="Avenir Next" w:hAnsi="Avenir Next" w:cs="Avenir Next" w:eastAsia="Avenir Next"/>
+                      <w:color w:val="1A1A1A"/>
                       <w:sz w:val="21"/>
                       <w:szCs w:val="21"/>
                     </w:rPr>
-                    <w:t xml:space="preserve">B</w:t>
-                  </w:r>
-                  <w:r>
-                    <w:rPr>
-                      <w:rFonts w:ascii="Avenir Next" w:hAnsi="Avenir Next" w:cs="Avenir Next" w:eastAsia="Avenir Next"/>
-                      <w:color w:val="1A1A1A"/>
-                      <w:sz w:val="21"/>
-                      <w:szCs w:val="21"/>
-                    </w:rPr>
                     <w:tab/>
                   </w:r>
                   <w:r>
                     <w:rPr>
                       <w:rFonts w:ascii="Avenir Next" w:hAnsi="Avenir Next" w:cs="Avenir Next" w:eastAsia="Avenir Next"/>
                       <w:color w:val="1A1A1A"/>
-                      <w:sz w:val="21"/>
+                      <w:sz w:val="22"/>
                       <w:szCs w:val="21"/>
                     </w:rPr>
                     <w:t xml:space="preserve">10 in³</w:t>
@@ -5052,25 +5064,25 @@
                       <w:rFonts w:ascii="Avenir Next" w:hAnsi="Avenir Next" w:cs="Avenir Next" w:eastAsia="Avenir Next"/>
                       <w:b/>
                       <w:color w:val="003A70"/>
+                      <w:sz w:val="22"/>
+                      <w:szCs w:val="21"/>
+                    </w:rPr>
+                    <w:t xml:space="preserve">C</w:t>
+                  </w:r>
+                  <w:r>
+                    <w:rPr>
+                      <w:rFonts w:ascii="Avenir Next" w:hAnsi="Avenir Next" w:cs="Avenir Next" w:eastAsia="Avenir Next"/>
+                      <w:color w:val="1A1A1A"/>
                       <w:sz w:val="21"/>
                       <w:szCs w:val="21"/>
                     </w:rPr>
-                    <w:t xml:space="preserve">C</w:t>
-                  </w:r>
-                  <w:r>
-                    <w:rPr>
-                      <w:rFonts w:ascii="Avenir Next" w:hAnsi="Avenir Next" w:cs="Avenir Next" w:eastAsia="Avenir Next"/>
-                      <w:color w:val="1A1A1A"/>
-                      <w:sz w:val="21"/>
-                      <w:szCs w:val="21"/>
-                    </w:rPr>
                     <w:tab/>
                   </w:r>
                   <w:r>
                     <w:rPr>
                       <w:rFonts w:ascii="Avenir Next" w:hAnsi="Avenir Next" w:cs="Avenir Next" w:eastAsia="Avenir Next"/>
                       <w:color w:val="1A1A1A"/>
-                      <w:sz w:val="21"/>
+                      <w:sz w:val="22"/>
                       <w:szCs w:val="21"/>
                     </w:rPr>
                     <w:t xml:space="preserve">15 in²</w:t>
@@ -5095,25 +5107,25 @@
                       <w:rFonts w:ascii="Avenir Next" w:hAnsi="Avenir Next" w:cs="Avenir Next" w:eastAsia="Avenir Next"/>
                       <w:b/>
                       <w:color w:val="003A70"/>
+                      <w:sz w:val="22"/>
+                      <w:szCs w:val="21"/>
+                    </w:rPr>
+                    <w:t xml:space="preserve">D</w:t>
+                  </w:r>
+                  <w:r>
+                    <w:rPr>
+                      <w:rFonts w:ascii="Avenir Next" w:hAnsi="Avenir Next" w:cs="Avenir Next" w:eastAsia="Avenir Next"/>
+                      <w:color w:val="1A1A1A"/>
                       <w:sz w:val="21"/>
                       <w:szCs w:val="21"/>
                     </w:rPr>
-                    <w:t xml:space="preserve">D</w:t>
-                  </w:r>
-                  <w:r>
-                    <w:rPr>
-                      <w:rFonts w:ascii="Avenir Next" w:hAnsi="Avenir Next" w:cs="Avenir Next" w:eastAsia="Avenir Next"/>
-                      <w:color w:val="1A1A1A"/>
-                      <w:sz w:val="21"/>
-                      <w:szCs w:val="21"/>
-                    </w:rPr>
                     <w:tab/>
                   </w:r>
                   <w:r>
                     <w:rPr>
                       <w:rFonts w:ascii="Avenir Next" w:hAnsi="Avenir Next" w:cs="Avenir Next" w:eastAsia="Avenir Next"/>
                       <w:color w:val="1A1A1A"/>
-                      <w:sz w:val="21"/>
+                      <w:sz w:val="22"/>
                       <w:szCs w:val="21"/>
                     </w:rPr>
                     <w:t xml:space="preserve">15 in³</w:t>
@@ -5225,25 +5237,25 @@
                 <w:rFonts w:ascii="Avenir Next" w:hAnsi="Avenir Next" w:cs="Avenir Next" w:eastAsia="Avenir Next"/>
                 <w:b/>
                 <w:color w:val="003A70"/>
+                <w:sz w:val="22"/>
+                <w:szCs w:val="18"/>
+              </w:rPr>
+              <w:t xml:space="preserve">Step 1</w:t>
+            </w:r>
+            <w:r>
+              <w:rPr>
+                <w:rFonts w:ascii="Avenir Next" w:hAnsi="Avenir Next" w:cs="Avenir Next" w:eastAsia="Avenir Next"/>
+                <w:color w:val="1A1A1A"/>
                 <w:sz w:val="18"/>
                 <w:szCs w:val="18"/>
               </w:rPr>
-              <w:t xml:space="preserve">Step 1</w:t>
-            </w:r>
-            <w:r>
-              <w:rPr>
-                <w:rFonts w:ascii="Avenir Next" w:hAnsi="Avenir Next" w:cs="Avenir Next" w:eastAsia="Avenir Next"/>
-                <w:color w:val="1A1A1A"/>
-                <w:sz w:val="18"/>
-                <w:szCs w:val="18"/>
-              </w:rPr>
               <w:tab/>
             </w:r>
             <w:r>
               <w:rPr>
                 <w:rFonts w:ascii="Avenir Next" w:hAnsi="Avenir Next" w:cs="Avenir Next" w:eastAsia="Avenir Next"/>
                 <w:color w:val="1A1A1A"/>
-                <w:sz w:val="21"/>
+                <w:sz w:val="22"/>
                 <w:szCs w:val="21"/>
               </w:rPr>
               <w:t xml:space="preserve">Find the base: 4 × 6.</w:t>
@@ -5263,25 +5275,25 @@
                 <w:rFonts w:ascii="Avenir Next" w:hAnsi="Avenir Next" w:cs="Avenir Next" w:eastAsia="Avenir Next"/>
                 <w:b/>
                 <w:color w:val="003A70"/>
+                <w:sz w:val="22"/>
+                <w:szCs w:val="18"/>
+              </w:rPr>
+              <w:t xml:space="preserve">Step 2</w:t>
+            </w:r>
+            <w:r>
+              <w:rPr>
+                <w:rFonts w:ascii="Avenir Next" w:hAnsi="Avenir Next" w:cs="Avenir Next" w:eastAsia="Avenir Next"/>
+                <w:color w:val="1A1A1A"/>
                 <w:sz w:val="18"/>
                 <w:szCs w:val="18"/>
               </w:rPr>
-              <w:t xml:space="preserve">Step 2</w:t>
-            </w:r>
-            <w:r>
-              <w:rPr>
-                <w:rFonts w:ascii="Avenir Next" w:hAnsi="Avenir Next" w:cs="Avenir Next" w:eastAsia="Avenir Next"/>
-                <w:color w:val="1A1A1A"/>
-                <w:sz w:val="18"/>
-                <w:szCs w:val="18"/>
-              </w:rPr>
               <w:tab/>
             </w:r>
             <w:r>
               <w:rPr>
                 <w:rFonts w:ascii="Avenir Next" w:hAnsi="Avenir Next" w:cs="Avenir Next" w:eastAsia="Avenir Next"/>
                 <w:color w:val="1A1A1A"/>
-                <w:sz w:val="21"/>
+                <w:sz w:val="22"/>
                 <w:szCs w:val="21"/>
               </w:rPr>
               <w:t xml:space="preserve">Divide 96 by the base.</w:t>
@@ -5337,25 +5349,25 @@
                       <w:rFonts w:ascii="Avenir Next" w:hAnsi="Avenir Next" w:cs="Avenir Next" w:eastAsia="Avenir Next"/>
                       <w:b/>
                       <w:color w:val="003A70"/>
+                      <w:sz w:val="22"/>
+                      <w:szCs w:val="21"/>
+                    </w:rPr>
+                    <w:t xml:space="preserve">A</w:t>
+                  </w:r>
+                  <w:r>
+                    <w:rPr>
+                      <w:rFonts w:ascii="Avenir Next" w:hAnsi="Avenir Next" w:cs="Avenir Next" w:eastAsia="Avenir Next"/>
+                      <w:color w:val="1A1A1A"/>
                       <w:sz w:val="21"/>
                       <w:szCs w:val="21"/>
                     </w:rPr>
-                    <w:t xml:space="preserve">A</w:t>
-                  </w:r>
-                  <w:r>
-                    <w:rPr>
-                      <w:rFonts w:ascii="Avenir Next" w:hAnsi="Avenir Next" w:cs="Avenir Next" w:eastAsia="Avenir Next"/>
-                      <w:color w:val="1A1A1A"/>
-                      <w:sz w:val="21"/>
-                      <w:szCs w:val="21"/>
-                    </w:rPr>
                     <w:tab/>
                   </w:r>
                   <w:r>
                     <w:rPr>
                       <w:rFonts w:ascii="Avenir Next" w:hAnsi="Avenir Next" w:cs="Avenir Next" w:eastAsia="Avenir Next"/>
                       <w:color w:val="1A1A1A"/>
-                      <w:sz w:val="21"/>
+                      <w:sz w:val="22"/>
                       <w:szCs w:val="21"/>
                     </w:rPr>
                     <w:t xml:space="preserve">4 ft</w:t>
@@ -5380,25 +5392,25 @@
                       <w:rFonts w:ascii="Avenir Next" w:hAnsi="Avenir Next" w:cs="Avenir Next" w:eastAsia="Avenir Next"/>
                       <w:b/>
                       <w:color w:val="003A70"/>
+                      <w:sz w:val="22"/>
+                      <w:szCs w:val="21"/>
+                    </w:rPr>
+                    <w:t xml:space="preserve">B</w:t>
+                  </w:r>
+                  <w:r>
+                    <w:rPr>
+                      <w:rFonts w:ascii="Avenir Next" w:hAnsi="Avenir Next" w:cs="Avenir Next" w:eastAsia="Avenir Next"/>
+                      <w:color w:val="1A1A1A"/>
                       <w:sz w:val="21"/>
                       <w:szCs w:val="21"/>
                     </w:rPr>
-                    <w:t xml:space="preserve">B</w:t>
-                  </w:r>
-                  <w:r>
-                    <w:rPr>
-                      <w:rFonts w:ascii="Avenir Next" w:hAnsi="Avenir Next" w:cs="Avenir Next" w:eastAsia="Avenir Next"/>
-                      <w:color w:val="1A1A1A"/>
-                      <w:sz w:val="21"/>
-                      <w:szCs w:val="21"/>
-                    </w:rPr>
                     <w:tab/>
                   </w:r>
                   <w:r>
                     <w:rPr>
                       <w:rFonts w:ascii="Avenir Next" w:hAnsi="Avenir Next" w:cs="Avenir Next" w:eastAsia="Avenir Next"/>
                       <w:color w:val="1A1A1A"/>
-                      <w:sz w:val="21"/>
+                      <w:sz w:val="22"/>
                       <w:szCs w:val="21"/>
                     </w:rPr>
                     <w:t xml:space="preserve">16 ft</w:t>
@@ -5423,25 +5435,25 @@
                       <w:rFonts w:ascii="Avenir Next" w:hAnsi="Avenir Next" w:cs="Avenir Next" w:eastAsia="Avenir Next"/>
                       <w:b/>
                       <w:color w:val="003A70"/>
+                      <w:sz w:val="22"/>
+                      <w:szCs w:val="21"/>
+                    </w:rPr>
+                    <w:t xml:space="preserve">C</w:t>
+                  </w:r>
+                  <w:r>
+                    <w:rPr>
+                      <w:rFonts w:ascii="Avenir Next" w:hAnsi="Avenir Next" w:cs="Avenir Next" w:eastAsia="Avenir Next"/>
+                      <w:color w:val="1A1A1A"/>
                       <w:sz w:val="21"/>
                       <w:szCs w:val="21"/>
                     </w:rPr>
-                    <w:t xml:space="preserve">C</w:t>
-                  </w:r>
-                  <w:r>
-                    <w:rPr>
-                      <w:rFonts w:ascii="Avenir Next" w:hAnsi="Avenir Next" w:cs="Avenir Next" w:eastAsia="Avenir Next"/>
-                      <w:color w:val="1A1A1A"/>
-                      <w:sz w:val="21"/>
-                      <w:szCs w:val="21"/>
-                    </w:rPr>
                     <w:tab/>
                   </w:r>
                   <w:r>
                     <w:rPr>
                       <w:rFonts w:ascii="Avenir Next" w:hAnsi="Avenir Next" w:cs="Avenir Next" w:eastAsia="Avenir Next"/>
                       <w:color w:val="1A1A1A"/>
-                      <w:sz w:val="21"/>
+                      <w:sz w:val="22"/>
                       <w:szCs w:val="21"/>
                     </w:rPr>
                     <w:t xml:space="preserve">24 ft</w:t>
@@ -5466,25 +5478,25 @@
                       <w:rFonts w:ascii="Avenir Next" w:hAnsi="Avenir Next" w:cs="Avenir Next" w:eastAsia="Avenir Next"/>
                       <w:b/>
                       <w:color w:val="003A70"/>
+                      <w:sz w:val="22"/>
+                      <w:szCs w:val="21"/>
+                    </w:rPr>
+                    <w:t xml:space="preserve">D</w:t>
+                  </w:r>
+                  <w:r>
+                    <w:rPr>
+                      <w:rFonts w:ascii="Avenir Next" w:hAnsi="Avenir Next" w:cs="Avenir Next" w:eastAsia="Avenir Next"/>
+                      <w:color w:val="1A1A1A"/>
                       <w:sz w:val="21"/>
                       <w:szCs w:val="21"/>
                     </w:rPr>
-                    <w:t xml:space="preserve">D</w:t>
-                  </w:r>
-                  <w:r>
-                    <w:rPr>
-                      <w:rFonts w:ascii="Avenir Next" w:hAnsi="Avenir Next" w:cs="Avenir Next" w:eastAsia="Avenir Next"/>
-                      <w:color w:val="1A1A1A"/>
-                      <w:sz w:val="21"/>
-                      <w:szCs w:val="21"/>
-                    </w:rPr>
                     <w:tab/>
                   </w:r>
                   <w:r>
                     <w:rPr>
                       <w:rFonts w:ascii="Avenir Next" w:hAnsi="Avenir Next" w:cs="Avenir Next" w:eastAsia="Avenir Next"/>
                       <w:color w:val="1A1A1A"/>
-                      <w:sz w:val="21"/>
+                      <w:sz w:val="22"/>
                       <w:szCs w:val="21"/>
                     </w:rPr>
                     <w:t xml:space="preserve">576 ft</w:t>
@@ -5550,6 +5562,7 @@
           </w:tcPr>
           <w:p>
             <w:pPr>
+              <w:pStyle w:val="Heading2"/>
               <w:spacing w:before="0" w:after="0" w:line="240" w:lineRule="auto"/>
             </w:pPr>
             <w:r>
@@ -5587,7 +5600,7 @@
               <w:rPr>
                 <w:rFonts w:ascii="Avenir Next" w:hAnsi="Avenir Next" w:cs="Avenir Next" w:eastAsia="Avenir Next"/>
                 <w:color w:val="1A1A1A"/>
-                <w:sz w:val="17"/>
+                <w:sz w:val="22"/>
                 <w:szCs w:val="17"/>
               </w:rPr>
               <w:t xml:space="preserve">  I can do this on my own</w:t>
@@ -5616,7 +5629,7 @@
               <w:rPr>
                 <w:rFonts w:ascii="Avenir Next" w:hAnsi="Avenir Next" w:cs="Avenir Next" w:eastAsia="Avenir Next"/>
                 <w:color w:val="1A1A1A"/>
-                <w:sz w:val="17"/>
+                <w:sz w:val="22"/>
                 <w:szCs w:val="17"/>
               </w:rPr>
               <w:t xml:space="preserve">  I need a little help</w:t>
@@ -5645,7 +5658,7 @@
               <w:rPr>
                 <w:rFonts w:ascii="Avenir Next" w:hAnsi="Avenir Next" w:cs="Avenir Next" w:eastAsia="Avenir Next"/>
                 <w:color w:val="1A1A1A"/>
-                <w:sz w:val="17"/>
+                <w:sz w:val="22"/>
                 <w:szCs w:val="17"/>
               </w:rPr>
               <w:t xml:space="preserve">  I have a question about #</w:t>
@@ -5683,7 +5696,7 @@
         <w:rPr>
           <w:rFonts w:ascii="Avenir Next" w:hAnsi="Avenir Next" w:cs="Avenir Next" w:eastAsia="Avenir Next"/>
           <w:color w:val="5A5F66"/>
-          <w:sz w:val="17"/>
+          <w:sz w:val="22"/>
           <w:szCs w:val="17"/>
         </w:rPr>
         <w:t xml:space="preserve">Find a box at home with a fraction edge (like 2 ½ in). Estimate its volume.</w:t>
@@ -5777,7 +5790,106 @@
               <w:sz w:val="15"/>
               <w:szCs w:val="15"/>
             </w:rPr>
-            <w:t xml:space="preserve">Lesson 5-5  ·  Homework Packet  ·  Level 1</w:t>
+            <w:t xml:space="preserve">5-5 · Page </w:t>
+          </w:r>
+          <w:r>
+            <w:rPr>
+              <w:rFonts w:ascii="Avenir Next" w:hAnsi="Avenir Next" w:cs="Avenir Next" w:eastAsia="Avenir Next"/>
+              <w:color w:val="5A5F66"/>
+              <w:sz w:val="15"/>
+              <w:szCs w:val="15"/>
+            </w:rPr>
+            <w:fldChar w:fldCharType="begin"/>
+          </w:r>
+          <w:r>
+            <w:rPr>
+              <w:rFonts w:ascii="Avenir Next" w:hAnsi="Avenir Next" w:cs="Avenir Next" w:eastAsia="Avenir Next"/>
+              <w:color w:val="5A5F66"/>
+              <w:sz w:val="15"/>
+              <w:szCs w:val="15"/>
+            </w:rPr>
+            <w:instrText xml:space="preserve"> PAGE </w:instrText>
+          </w:r>
+          <w:r>
+            <w:rPr>
+              <w:rFonts w:ascii="Avenir Next" w:hAnsi="Avenir Next" w:cs="Avenir Next" w:eastAsia="Avenir Next"/>
+              <w:color w:val="5A5F66"/>
+              <w:sz w:val="15"/>
+              <w:szCs w:val="15"/>
+            </w:rPr>
+            <w:fldChar w:fldCharType="separate"/>
+          </w:r>
+          <w:r>
+            <w:rPr>
+              <w:rFonts w:ascii="Avenir Next" w:hAnsi="Avenir Next" w:cs="Avenir Next" w:eastAsia="Avenir Next"/>
+              <w:color w:val="5A5F66"/>
+              <w:sz w:val="15"/>
+              <w:szCs w:val="15"/>
+            </w:rPr>
+            <w:t xml:space="preserve">1</w:t>
+          </w:r>
+          <w:r>
+            <w:rPr>
+              <w:rFonts w:ascii="Avenir Next" w:hAnsi="Avenir Next" w:cs="Avenir Next" w:eastAsia="Avenir Next"/>
+              <w:color w:val="5A5F66"/>
+              <w:sz w:val="15"/>
+              <w:szCs w:val="15"/>
+            </w:rPr>
+            <w:fldChar w:fldCharType="end"/>
+          </w:r>
+          <w:r>
+            <w:rPr>
+              <w:rFonts w:ascii="Avenir Next" w:hAnsi="Avenir Next" w:cs="Avenir Next" w:eastAsia="Avenir Next"/>
+              <w:color w:val="5A5F66"/>
+              <w:sz w:val="15"/>
+              <w:szCs w:val="15"/>
+            </w:rPr>
+            <w:t xml:space="preserve"> of </w:t>
+          </w:r>
+          <w:r>
+            <w:rPr>
+              <w:rFonts w:ascii="Avenir Next" w:hAnsi="Avenir Next" w:cs="Avenir Next" w:eastAsia="Avenir Next"/>
+              <w:color w:val="5A5F66"/>
+              <w:sz w:val="15"/>
+              <w:szCs w:val="15"/>
+            </w:rPr>
+            <w:fldChar w:fldCharType="begin"/>
+          </w:r>
+          <w:r>
+            <w:rPr>
+              <w:rFonts w:ascii="Avenir Next" w:hAnsi="Avenir Next" w:cs="Avenir Next" w:eastAsia="Avenir Next"/>
+              <w:color w:val="5A5F66"/>
+              <w:sz w:val="15"/>
+              <w:szCs w:val="15"/>
+            </w:rPr>
+            <w:instrText xml:space="preserve"> NUMPAGES </w:instrText>
+          </w:r>
+          <w:r>
+            <w:rPr>
+              <w:rFonts w:ascii="Avenir Next" w:hAnsi="Avenir Next" w:cs="Avenir Next" w:eastAsia="Avenir Next"/>
+              <w:color w:val="5A5F66"/>
+              <w:sz w:val="15"/>
+              <w:szCs w:val="15"/>
+            </w:rPr>
+            <w:fldChar w:fldCharType="separate"/>
+          </w:r>
+          <w:r>
+            <w:rPr>
+              <w:rFonts w:ascii="Avenir Next" w:hAnsi="Avenir Next" w:cs="Avenir Next" w:eastAsia="Avenir Next"/>
+              <w:color w:val="5A5F66"/>
+              <w:sz w:val="15"/>
+              <w:szCs w:val="15"/>
+            </w:rPr>
+            <w:t xml:space="preserve">1</w:t>
+          </w:r>
+          <w:r>
+            <w:rPr>
+              <w:rFonts w:ascii="Avenir Next" w:hAnsi="Avenir Next" w:cs="Avenir Next" w:eastAsia="Avenir Next"/>
+              <w:color w:val="5A5F66"/>
+              <w:sz w:val="15"/>
+              <w:szCs w:val="15"/>
+            </w:rPr>
+            <w:fldChar w:fldCharType="end"/>
           </w:r>
         </w:p>
       </w:tc>
@@ -5820,5 +5932,23 @@
       </w:tblCellMar>
     </w:tblPr>
   </w:style>
+  <w:style w:type="paragraph" w:styleId="Heading1">
+    <w:name w:val="heading 1"/>
+    <w:basedOn w:val="Normal"/>
+    <w:pPr>
+      <w:outlineLvl w:val="0"/>
+      <w:keepNext w:val="0"/>
+      <w:keepLines w:val="0"/>
+    </w:pPr>
+  </w:style>
+  <w:style w:type="paragraph" w:styleId="Heading2">
+    <w:name w:val="heading 2"/>
+    <w:basedOn w:val="Normal"/>
+    <w:pPr>
+      <w:outlineLvl w:val="1"/>
+      <w:keepNext w:val="0"/>
+      <w:keepLines w:val="0"/>
+    </w:pPr>
+  </w:style>
 </w:styles>
 </file>